--- a/Перестройка.docx
+++ b/Перестройка.docx
@@ -22713,11 +22713,12 @@
       <w:pPr>
         <w:ind w:left="0" w:right="0" w:firstLine="708"/>
         <w:rPr>
-          <w:rFonts w:ascii="Times New Roman" w:hAnsi="Times New Roman" w:cs="Times New Roman"/>
+          <w:rFonts w:ascii="Times New Roman" w:hAnsi="Times New Roman" w:eastAsia="Times New Roman" w:cs="Times New Roman"/>
           <w:b w:val="0"/>
           <w:bCs w:val="0"/>
           <w:sz w:val="28"/>
           <w:szCs w:val="28"/>
+          <w:highlight w:val="none"/>
           <w:lang w:val="ru-RU"/>
         </w:rPr>
       </w:pPr>
@@ -22959,6 +22960,686 @@
           <w:rFonts w:ascii="Times New Roman" w:hAnsi="Times New Roman" w:eastAsia="Times New Roman" w:cs="Times New Roman"/>
           <w:b w:val="0"/>
           <w:bCs w:val="0"/>
+          <w:sz w:val="28"/>
+          <w:szCs w:val="28"/>
+          <w:highlight w:val="none"/>
+          <w:lang w:val="ru-RU"/>
+        </w:rPr>
+      </w:r>
+    </w:p>
+    <w:p>
+      <w:pPr>
+        <w:pStyle w:val="960"/>
+        <w:numPr>
+          <w:ilvl w:val="0"/>
+          <w:numId w:val="64"/>
+        </w:numPr>
+        <w:ind w:left="0" w:right="0" w:firstLine="0"/>
+        <w:rPr>
+          <w:rFonts w:ascii="Times New Roman" w:hAnsi="Times New Roman" w:cs="Times New Roman"/>
+          <w:b/>
+          <w:bCs/>
+          <w:sz w:val="28"/>
+          <w:szCs w:val="28"/>
+        </w:rPr>
+      </w:pPr>
+      <w:r>
+        <w:rPr>
+          <w:rStyle w:val="969"/>
+          <w:rFonts w:ascii="Times New Roman" w:hAnsi="Times New Roman" w:eastAsia="Times New Roman" w:cs="Times New Roman"/>
+          <w:b/>
+          <w:bCs/>
+          <w:sz w:val="28"/>
+          <w:szCs w:val="28"/>
+        </w:rPr>
+        <w:t xml:space="preserve">Блок «Самоучитель с обратной связью» обучающие материалы</w:t>
+      </w:r>
+      <w:r>
+        <w:rPr>
+          <w:rStyle w:val="969"/>
+          <w:rFonts w:ascii="Times New Roman" w:hAnsi="Times New Roman" w:eastAsia="Times New Roman" w:cs="Times New Roman"/>
+          <w:b/>
+          <w:bCs/>
+          <w:sz w:val="28"/>
+          <w:szCs w:val="28"/>
+        </w:rPr>
+        <w:t xml:space="preserve"> и</w:t>
+      </w:r>
+      <w:r>
+        <w:rPr>
+          <w:rStyle w:val="969"/>
+          <w:rFonts w:ascii="Times New Roman" w:hAnsi="Times New Roman" w:eastAsia="Times New Roman" w:cs="Times New Roman"/>
+          <w:b/>
+          <w:bCs/>
+          <w:sz w:val="28"/>
+          <w:szCs w:val="28"/>
+        </w:rPr>
+        <w:t xml:space="preserve"> </w:t>
+      </w:r>
+      <w:r>
+        <w:rPr>
+          <w:rStyle w:val="969"/>
+          <w:rFonts w:ascii="Times New Roman" w:hAnsi="Times New Roman" w:eastAsia="Times New Roman" w:cs="Times New Roman"/>
+          <w:b/>
+          <w:bCs/>
+          <w:sz w:val="28"/>
+          <w:szCs w:val="28"/>
+        </w:rPr>
+        <w:t xml:space="preserve">фидбэк</w:t>
+      </w:r>
+      <w:r>
+        <w:rPr>
+          <w:rFonts w:ascii="Times New Roman" w:hAnsi="Times New Roman" w:eastAsia="Times New Roman" w:cs="Times New Roman"/>
+          <w:b/>
+          <w:bCs/>
+          <w:sz w:val="28"/>
+          <w:szCs w:val="28"/>
+          <w:highlight w:val="none"/>
+          <w:lang w:val="ru-RU"/>
+        </w:rPr>
+      </w:r>
+      <w:r>
+        <w:rPr>
+          <w:rFonts w:ascii="Times New Roman" w:hAnsi="Times New Roman" w:eastAsia="Times New Roman" w:cs="Times New Roman"/>
+          <w:b/>
+          <w:bCs/>
+          <w:sz w:val="28"/>
+          <w:szCs w:val="28"/>
+          <w:highlight w:val="none"/>
+          <w:lang w:val="ru-RU"/>
+        </w:rPr>
+      </w:r>
+    </w:p>
+    <w:p>
+      <w:pPr>
+        <w:ind w:left="0" w:right="0" w:firstLine="709"/>
+        <w:rPr>
+          <w:rFonts w:ascii="Times New Roman" w:hAnsi="Times New Roman" w:eastAsia="Times New Roman" w:cs="Times New Roman"/>
+          <w:b/>
+          <w:bCs/>
+          <w:sz w:val="28"/>
+          <w:szCs w:val="28"/>
+          <w:highlight w:val="none"/>
+          <w:lang w:val="ru-RU"/>
+        </w:rPr>
+      </w:pPr>
+      <w:r>
+        <w:rPr>
+          <w:rFonts w:ascii="Times New Roman" w:hAnsi="Times New Roman" w:eastAsia="Times New Roman" w:cs="Times New Roman"/>
+          <w:b/>
+          <w:bCs/>
+          <w:sz w:val="28"/>
+          <w:szCs w:val="28"/>
+          <w:highlight w:val="none"/>
+          <w:lang w:val="ru-RU"/>
+        </w:rPr>
+      </w:r>
+      <w:r>
+        <w:rPr>
+          <w:rFonts w:ascii="Times New Roman" w:hAnsi="Times New Roman" w:eastAsia="Times New Roman" w:cs="Times New Roman"/>
+          <w:sz w:val="28"/>
+          <w:szCs w:val="28"/>
+        </w:rPr>
+        <w:t xml:space="preserve">Обучающие материалы расположены в </w:t>
+      </w:r>
+      <w:r>
+        <w:rPr>
+          <w:rFonts w:ascii="Times New Roman" w:hAnsi="Times New Roman" w:eastAsia="Times New Roman" w:cs="Times New Roman"/>
+          <w:sz w:val="28"/>
+          <w:szCs w:val="28"/>
+        </w:rPr>
+        <w:t xml:space="preserve">ассетах</w:t>
+      </w:r>
+      <w:r>
+        <w:rPr>
+          <w:rFonts w:ascii="Times New Roman" w:hAnsi="Times New Roman" w:eastAsia="Times New Roman" w:cs="Times New Roman"/>
+          <w:sz w:val="28"/>
+          <w:szCs w:val="28"/>
+        </w:rPr>
+        <w:t xml:space="preserve"> папка «</w:t>
+      </w:r>
+      <w:r>
+        <w:rPr>
+          <w:rFonts w:ascii="Times New Roman" w:hAnsi="Times New Roman" w:eastAsia="Times New Roman" w:cs="Times New Roman"/>
+          <w:sz w:val="28"/>
+          <w:szCs w:val="28"/>
+        </w:rPr>
+        <w:t xml:space="preserve">Tutorial</w:t>
+      </w:r>
+      <w:r>
+        <w:rPr>
+          <w:rFonts w:ascii="Times New Roman" w:hAnsi="Times New Roman" w:eastAsia="Times New Roman" w:cs="Times New Roman"/>
+          <w:sz w:val="28"/>
+          <w:szCs w:val="28"/>
+        </w:rPr>
+        <w:t xml:space="preserve">», необходимо получать </w:t>
+      </w:r>
+      <w:r>
+        <w:rPr>
+          <w:rFonts w:ascii="Times New Roman" w:hAnsi="Times New Roman" w:eastAsia="Times New Roman" w:cs="Times New Roman"/>
+          <w:sz w:val="28"/>
+          <w:szCs w:val="28"/>
+        </w:rPr>
+        <w:t xml:space="preserve">фидбэк</w:t>
+      </w:r>
+      <w:r>
+        <w:rPr>
+          <w:rFonts w:ascii="Times New Roman" w:hAnsi="Times New Roman" w:eastAsia="Times New Roman" w:cs="Times New Roman"/>
+          <w:sz w:val="28"/>
+          <w:szCs w:val="28"/>
+        </w:rPr>
+        <w:t xml:space="preserve"> от разработчиков позволяя написать описание проблем и загрузить в виде лог файла в </w:t>
+      </w:r>
+      <w:r>
+        <w:rPr>
+          <w:rFonts w:ascii="Times New Roman" w:hAnsi="Times New Roman" w:eastAsia="Times New Roman" w:cs="Times New Roman"/>
+          <w:sz w:val="28"/>
+          <w:szCs w:val="28"/>
+        </w:rPr>
+        <w:t xml:space="preserve">git</w:t>
+      </w:r>
+      <w:r>
+        <w:rPr>
+          <w:rFonts w:ascii="Times New Roman" w:hAnsi="Times New Roman" w:eastAsia="Times New Roman" w:cs="Times New Roman"/>
+          <w:sz w:val="28"/>
+          <w:szCs w:val="28"/>
+        </w:rPr>
+        <w:t xml:space="preserve">, обращение происходит поле ввода в графическом интерфейсе, сохранение лога происходит в папку «</w:t>
+      </w:r>
+      <w:r>
+        <w:rPr>
+          <w:rFonts w:ascii="Times New Roman" w:hAnsi="Times New Roman" w:eastAsia="Times New Roman" w:cs="Times New Roman"/>
+          <w:sz w:val="28"/>
+          <w:szCs w:val="28"/>
+        </w:rPr>
+        <w:t xml:space="preserve">User_feedback</w:t>
+      </w:r>
+      <w:r>
+        <w:rPr>
+          <w:rFonts w:ascii="Times New Roman" w:hAnsi="Times New Roman" w:eastAsia="Times New Roman" w:cs="Times New Roman"/>
+          <w:sz w:val="28"/>
+          <w:szCs w:val="28"/>
+        </w:rPr>
+        <w:t xml:space="preserve">». Оставлено упоминание о необходимости обновлять установленные пакеты в проекте для минимизации ошибок, также есть ссылка на </w:t>
+      </w:r>
+      <w:r>
+        <w:rPr>
+          <w:rFonts w:ascii="Times New Roman" w:hAnsi="Times New Roman" w:eastAsia="Times New Roman" w:cs="Times New Roman"/>
+          <w:sz w:val="28"/>
+          <w:szCs w:val="28"/>
+        </w:rPr>
+        <w:t xml:space="preserve">Git</w:t>
+      </w:r>
+      <w:r>
+        <w:rPr>
+          <w:rFonts w:ascii="Times New Roman" w:hAnsi="Times New Roman" w:eastAsia="Times New Roman" w:cs="Times New Roman"/>
+          <w:sz w:val="28"/>
+          <w:szCs w:val="28"/>
+        </w:rPr>
+        <w:t xml:space="preserve"> с документацией, во время запуска </w:t>
+      </w:r>
+      <w:r>
+        <w:rPr>
+          <w:rFonts w:ascii="Times New Roman" w:hAnsi="Times New Roman" w:eastAsia="Times New Roman" w:cs="Times New Roman"/>
+          <w:sz w:val="28"/>
+          <w:szCs w:val="28"/>
+        </w:rPr>
+        <w:t xml:space="preserve">Unity</w:t>
+      </w:r>
+      <w:r>
+        <w:rPr>
+          <w:rFonts w:ascii="Times New Roman" w:hAnsi="Times New Roman" w:eastAsia="Times New Roman" w:cs="Times New Roman"/>
+          <w:sz w:val="28"/>
+          <w:szCs w:val="28"/>
+        </w:rPr>
+        <w:t xml:space="preserve"> </w:t>
+      </w:r>
+      <w:r>
+        <w:rPr>
+          <w:rFonts w:ascii="Times New Roman" w:hAnsi="Times New Roman" w:eastAsia="Times New Roman" w:cs="Times New Roman"/>
+          <w:sz w:val="28"/>
+          <w:szCs w:val="28"/>
+        </w:rPr>
+        <w:t xml:space="preserve">Play</w:t>
+      </w:r>
+      <w:r>
+        <w:rPr>
+          <w:rFonts w:ascii="Times New Roman" w:hAnsi="Times New Roman" w:eastAsia="Times New Roman" w:cs="Times New Roman"/>
+          <w:sz w:val="28"/>
+          <w:szCs w:val="28"/>
+        </w:rPr>
+        <w:t xml:space="preserve"> </w:t>
+      </w:r>
+      <w:r>
+        <w:rPr>
+          <w:rFonts w:ascii="Times New Roman" w:hAnsi="Times New Roman" w:eastAsia="Times New Roman" w:cs="Times New Roman"/>
+          <w:sz w:val="28"/>
+          <w:szCs w:val="28"/>
+        </w:rPr>
+        <w:t xml:space="preserve">Mode</w:t>
+      </w:r>
+      <w:r>
+        <w:rPr>
+          <w:rFonts w:ascii="Times New Roman" w:hAnsi="Times New Roman" w:eastAsia="Times New Roman" w:cs="Times New Roman"/>
+          <w:sz w:val="28"/>
+          <w:szCs w:val="28"/>
+        </w:rPr>
+        <w:t xml:space="preserve"> в интерфейсе есть кнопка «Помощь» при нажатии которой появляется PDF с краткой инструкцией по основным шагам генерации.</w:t>
+      </w:r>
+      <w:r>
+        <w:rPr>
+          <w:rFonts w:ascii="Times New Roman" w:hAnsi="Times New Roman" w:eastAsia="Times New Roman" w:cs="Times New Roman"/>
+          <w:b/>
+          <w:bCs/>
+          <w:sz w:val="28"/>
+          <w:szCs w:val="28"/>
+          <w:highlight w:val="none"/>
+          <w:lang w:val="ru-RU"/>
+        </w:rPr>
+      </w:r>
+      <w:r>
+        <w:rPr>
+          <w:rFonts w:ascii="Times New Roman" w:hAnsi="Times New Roman" w:eastAsia="Times New Roman" w:cs="Times New Roman"/>
+          <w:b/>
+          <w:bCs/>
+          <w:sz w:val="28"/>
+          <w:szCs w:val="28"/>
+          <w:highlight w:val="none"/>
+          <w:lang w:val="ru-RU"/>
+        </w:rPr>
+      </w:r>
+    </w:p>
+    <w:p>
+      <w:pPr>
+        <w:pStyle w:val="968"/>
+        <w:numPr>
+          <w:ilvl w:val="0"/>
+          <w:numId w:val="65"/>
+        </w:numPr>
+        <w:ind w:left="0" w:right="0" w:firstLine="0"/>
+      </w:pPr>
+      <w:r>
+        <w:t xml:space="preserve">Блок </w:t>
+      </w:r>
+      <w:r>
+        <w:rPr>
+          <w:rStyle w:val="969"/>
+          <w:rFonts w:ascii="Times New Roman" w:hAnsi="Times New Roman" w:eastAsia="Times New Roman" w:cs="Times New Roman"/>
+          <w:sz w:val="28"/>
+          <w:szCs w:val="28"/>
+        </w:rPr>
+        <w:t xml:space="preserve">«</w:t>
+      </w:r>
+      <w:r>
+        <w:t xml:space="preserve">Инструмент для автоматического создания интерфейса </w:t>
+      </w:r>
+      <w:r>
+        <w:rPr>
+          <w:rStyle w:val="969"/>
+          <w:rFonts w:ascii="Times New Roman" w:hAnsi="Times New Roman" w:eastAsia="Times New Roman" w:cs="Times New Roman"/>
+          <w:sz w:val="28"/>
+          <w:szCs w:val="28"/>
+        </w:rPr>
+        <w:t xml:space="preserve">«</w:t>
+      </w:r>
+      <w:r>
+        <w:t xml:space="preserve">СДГВМ</w:t>
+      </w:r>
+      <w:r>
+        <w:rPr>
+          <w:rStyle w:val="969"/>
+          <w:rFonts w:ascii="Times New Roman" w:hAnsi="Times New Roman" w:eastAsia="Times New Roman" w:cs="Times New Roman"/>
+          <w:sz w:val="28"/>
+          <w:szCs w:val="28"/>
+        </w:rPr>
+        <w:t xml:space="preserve">»»</w:t>
+      </w:r>
+      <w:r/>
+      <w:r/>
+    </w:p>
+    <w:p>
+      <w:pPr>
+        <w:pStyle w:val="968"/>
+        <w:ind w:left="0" w:right="0" w:firstLine="708"/>
+        <w:rPr>
+          <w:b w:val="0"/>
+          <w:bCs w:val="0"/>
+          <w:highlight w:val="none"/>
+        </w:rPr>
+      </w:pPr>
+      <w:r>
+        <w:rPr>
+          <w:highlight w:val="none"/>
+        </w:rPr>
+      </w:r>
+      <w:r>
+        <w:rPr>
+          <w:b w:val="0"/>
+          <w:bCs w:val="0"/>
+        </w:rPr>
+        <w:t xml:space="preserve">Через </w:t>
+      </w:r>
+      <w:r>
+        <w:rPr>
+          <w:b w:val="0"/>
+          <w:bCs w:val="0"/>
+        </w:rPr>
+        <w:t xml:space="preserve">Editor</w:t>
+      </w:r>
+      <w:r>
+        <w:rPr>
+          <w:b w:val="0"/>
+          <w:bCs w:val="0"/>
+        </w:rPr>
+        <w:t xml:space="preserve">, был добавлен скрипт добавляющий новый инструмент, в раздел </w:t>
+      </w:r>
+      <w:r>
+        <w:rPr>
+          <w:b w:val="0"/>
+          <w:bCs w:val="0"/>
+        </w:rPr>
+        <w:t xml:space="preserve">Tools</w:t>
+      </w:r>
+      <w:r>
+        <w:rPr>
+          <w:b w:val="0"/>
+          <w:bCs w:val="0"/>
+        </w:rPr>
+        <w:t xml:space="preserve">,  нажатием кнопки «</w:t>
+      </w:r>
+      <w:r>
+        <w:rPr>
+          <w:b w:val="0"/>
+          <w:bCs w:val="0"/>
+        </w:rPr>
+        <w:t xml:space="preserve">Generate</w:t>
+      </w:r>
+      <w:r>
+        <w:rPr>
+          <w:b w:val="0"/>
+          <w:bCs w:val="0"/>
+        </w:rPr>
+        <w:t xml:space="preserve">» в инструментах открывается выпадающий список доступных инструментов автоматического создания объектов в сцене, нужно выбрать «</w:t>
+      </w:r>
+      <w:r>
+        <w:rPr>
+          <w:b w:val="0"/>
+          <w:bCs w:val="0"/>
+        </w:rPr>
+        <w:t xml:space="preserve">Storytelling</w:t>
+      </w:r>
+      <w:r>
+        <w:rPr>
+          <w:b w:val="0"/>
+          <w:bCs w:val="0"/>
+        </w:rPr>
+        <w:t xml:space="preserve"> UI </w:t>
+      </w:r>
+      <w:r>
+        <w:rPr>
+          <w:b w:val="0"/>
+          <w:bCs w:val="0"/>
+        </w:rPr>
+        <w:t xml:space="preserve">Layout</w:t>
+      </w:r>
+      <w:r>
+        <w:rPr>
+          <w:b w:val="0"/>
+          <w:bCs w:val="0"/>
+        </w:rPr>
+        <w:t xml:space="preserve">» – при нажатии выведется сообщение «UI добавлен в сцену», рекомендация перед любым изменением скрипта генерации интерфейса, нужно старый сохранять в </w:t>
+      </w:r>
+      <w:r>
+        <w:rPr>
+          <w:b w:val="0"/>
+          <w:bCs w:val="0"/>
+        </w:rPr>
+        <w:t xml:space="preserve">Prefab</w:t>
+      </w:r>
+      <w:r>
+        <w:rPr>
+          <w:b w:val="0"/>
+          <w:bCs w:val="0"/>
+        </w:rPr>
+        <w:t xml:space="preserve">, и удалять полностью со сцены старый и</w:t>
+      </w:r>
+      <w:r>
+        <w:rPr>
+          <w:b w:val="0"/>
+          <w:bCs w:val="0"/>
+        </w:rPr>
+        <w:t xml:space="preserve">нтерфейс, по причине наложения друг на друга, и возникновений ошибок с отображением. Инструмент создающий интерфейс создаёт три основных кнопки для открытия интерфейсов подсистем генерации «Сказителя историй», «Контролера поведения не игровых персонажей», </w:t>
+      </w:r>
+      <w:r>
+        <w:rPr>
+          <w:b w:val="0"/>
+          <w:bCs w:val="0"/>
+        </w:rPr>
+        <w:t xml:space="preserve">« Генератора</w:t>
+      </w:r>
+      <w:r>
+        <w:rPr>
+          <w:b w:val="0"/>
+          <w:bCs w:val="0"/>
+        </w:rPr>
+        <w:t xml:space="preserve"> икон». В интерфейсе подсистемы «Контролер поведения не игровых персонажей» создаются след</w:t>
+      </w:r>
+      <w:r>
+        <w:rPr>
+          <w:b w:val="0"/>
+          <w:bCs w:val="0"/>
+        </w:rPr>
+        <w:t xml:space="preserve">ующие компоненты в иерархии: поле ввода «Имя персонажа»; выпадающий список «Отношение к игроку»; поле ввода «Реакция»; выпадающий список «Эмоция»; поле ввода «Окружение»; кнопка «Сгенерировать диалог». Компоненты интерфейса подсистемы «Сказитель историй»: </w:t>
+      </w:r>
+      <w:r>
+        <w:rPr>
+          <w:b w:val="0"/>
+          <w:bCs w:val="0"/>
+        </w:rPr>
+        <w:t xml:space="preserve">Input_field</w:t>
+      </w:r>
+      <w:r>
+        <w:rPr>
+          <w:b w:val="0"/>
+          <w:bCs w:val="0"/>
+        </w:rPr>
+        <w:t xml:space="preserve"> «Тема истории»; выпадающий список «Жанр повествования» – например: </w:t>
+      </w:r>
+      <w:r>
+        <w:rPr>
+          <w:b w:val="0"/>
+          <w:bCs w:val="0"/>
+        </w:rPr>
+        <w:t xml:space="preserve">постапокалипсис</w:t>
+      </w:r>
+      <w:r>
+        <w:rPr>
+          <w:b w:val="0"/>
+          <w:bCs w:val="0"/>
+        </w:rPr>
+        <w:t xml:space="preserve">, </w:t>
+      </w:r>
+      <w:r>
+        <w:rPr>
+          <w:b w:val="0"/>
+          <w:bCs w:val="0"/>
+        </w:rPr>
+        <w:t xml:space="preserve">фентези</w:t>
+      </w:r>
+      <w:r>
+        <w:rPr>
+          <w:b w:val="0"/>
+          <w:bCs w:val="0"/>
+        </w:rPr>
+        <w:t xml:space="preserve">, реализм, приключение, киберпанк, </w:t>
+      </w:r>
+      <w:r>
+        <w:rPr>
+          <w:b w:val="0"/>
+          <w:bCs w:val="0"/>
+        </w:rPr>
+        <w:t xml:space="preserve">стимпанк</w:t>
+      </w:r>
+      <w:r>
+        <w:rPr>
+          <w:b w:val="0"/>
+          <w:bCs w:val="0"/>
+        </w:rPr>
+        <w:t xml:space="preserve">, сказочный, </w:t>
+      </w:r>
+      <w:r>
+        <w:rPr>
+          <w:b w:val="0"/>
+          <w:bCs w:val="0"/>
+        </w:rPr>
+        <w:t xml:space="preserve">драма;  </w:t>
+      </w:r>
+      <w:r>
+        <w:rPr>
+          <w:b w:val="0"/>
+          <w:bCs w:val="0"/>
+        </w:rPr>
+        <w:t xml:space="preserve">Input</w:t>
+      </w:r>
+      <w:r>
+        <w:rPr>
+          <w:b w:val="0"/>
+          <w:bCs w:val="0"/>
+        </w:rPr>
+        <w:t xml:space="preserve">_field</w:t>
+      </w:r>
+      <w:r>
+        <w:rPr>
+          <w:b w:val="0"/>
+          <w:bCs w:val="0"/>
+        </w:rPr>
+        <w:t xml:space="preserve"> «Длина истории», кнопка «Сгенерировать историю», текстовое поле «Текст истории». Интерфейс подсистемы «Генератор икон»: «Описание иконки» - </w:t>
+      </w:r>
+      <w:r>
+        <w:rPr>
+          <w:b w:val="0"/>
+          <w:bCs w:val="0"/>
+        </w:rPr>
+        <w:t xml:space="preserve">Input_field</w:t>
+      </w:r>
+      <w:r>
+        <w:rPr>
+          <w:b w:val="0"/>
+          <w:bCs w:val="0"/>
+        </w:rPr>
+        <w:t xml:space="preserve">, «Стиль иконки» – выпадающий список, </w:t>
+      </w:r>
+      <w:r>
+        <w:rPr>
+          <w:b w:val="0"/>
+          <w:bCs w:val="0"/>
+        </w:rPr>
+        <w:t xml:space="preserve">Input_field</w:t>
+      </w:r>
+      <w:r>
+        <w:rPr>
+          <w:b w:val="0"/>
+          <w:bCs w:val="0"/>
+        </w:rPr>
+        <w:t xml:space="preserve"> «размер иконки», «Сгенерировать иконку - кнопка», TMP текст «Статус генерации».</w:t>
+      </w:r>
+      <w:r>
+        <w:rPr>
+          <w:b w:val="0"/>
+          <w:bCs w:val="0"/>
+          <w:highlight w:val="none"/>
+        </w:rPr>
+      </w:r>
+      <w:r>
+        <w:rPr>
+          <w:highlight w:val="none"/>
+        </w:rPr>
+      </w:r>
+    </w:p>
+    <w:p>
+      <w:pPr>
+        <w:pStyle w:val="968"/>
+        <w:ind w:left="0" w:right="0" w:firstLine="708"/>
+      </w:pPr>
+      <w:r>
+        <w:rPr>
+          <w:b w:val="0"/>
+          <w:bCs w:val="0"/>
+          <w:highlight w:val="none"/>
+        </w:rPr>
+      </w:r>
+      <w:r>
+        <w:rPr>
+          <w:b w:val="0"/>
+          <w:bCs w:val="0"/>
+          <w:highlight w:val="none"/>
+        </w:rPr>
+      </w:r>
+    </w:p>
+    <w:p>
+      <w:pPr>
+        <w:ind w:left="0" w:right="0" w:firstLine="709"/>
+        <w:rPr>
+          <w:rFonts w:ascii="Times New Roman" w:hAnsi="Times New Roman" w:eastAsia="Times New Roman" w:cs="Times New Roman"/>
+          <w:b/>
+          <w:bCs/>
+          <w:sz w:val="28"/>
+          <w:szCs w:val="28"/>
+          <w:highlight w:val="none"/>
+          <w:lang w:val="ru-RU"/>
+        </w:rPr>
+      </w:pPr>
+      <w:r>
+        <w:rPr>
+          <w:rFonts w:ascii="Times New Roman" w:hAnsi="Times New Roman" w:eastAsia="Times New Roman" w:cs="Times New Roman"/>
+          <w:b/>
+          <w:bCs/>
+          <w:sz w:val="28"/>
+          <w:szCs w:val="28"/>
+          <w:highlight w:val="none"/>
+          <w:lang w:val="ru-RU"/>
+        </w:rPr>
+      </w:r>
+      <w:r>
+        <w:rPr>
+          <w:rFonts w:ascii="Times New Roman" w:hAnsi="Times New Roman" w:eastAsia="Times New Roman" w:cs="Times New Roman"/>
+          <w:b/>
+          <w:bCs/>
+          <w:sz w:val="28"/>
+          <w:szCs w:val="28"/>
+          <w:highlight w:val="none"/>
+          <w:lang w:val="ru-RU"/>
+        </w:rPr>
+      </w:r>
+    </w:p>
+    <w:p>
+      <w:pPr>
+        <w:ind w:left="709" w:right="0" w:firstLine="0"/>
+        <w:rPr>
+          <w:rFonts w:ascii="Times New Roman" w:hAnsi="Times New Roman" w:cs="Times New Roman"/>
+          <w:b/>
+          <w:bCs/>
+          <w:sz w:val="28"/>
+          <w:szCs w:val="28"/>
+          <w:lang w:val="ru-RU"/>
+        </w:rPr>
+      </w:pPr>
+      <w:r>
+        <w:rPr>
+          <w:rFonts w:ascii="Times New Roman" w:hAnsi="Times New Roman" w:eastAsia="Times New Roman" w:cs="Times New Roman"/>
+          <w:b/>
+          <w:bCs/>
+          <w:sz w:val="28"/>
+          <w:szCs w:val="28"/>
+          <w:highlight w:val="none"/>
+          <w:lang w:val="ru-RU"/>
+        </w:rPr>
+      </w:r>
+      <w:r>
+        <w:rPr>
+          <w:rFonts w:ascii="Times New Roman" w:hAnsi="Times New Roman" w:eastAsia="Times New Roman" w:cs="Times New Roman"/>
+          <w:b/>
+          <w:bCs/>
           <w:sz w:val="28"/>
           <w:szCs w:val="28"/>
           <w:highlight w:val="none"/>
@@ -30877,6 +31558,258 @@
       <w:rPr>
         <w:b/>
       </w:rPr>
+    </w:lvl>
+    <w:lvl w:ilvl="1">
+      <w:start w:val="1"/>
+      <w:numFmt w:val="bullet"/>
+      <w:isLgl w:val="false"/>
+      <w:suff w:val="tab"/>
+      <w:lvlText w:val="o"/>
+      <w:lvlJc w:val="left"/>
+      <w:pPr>
+        <w:ind w:left="1429" w:hanging="360"/>
+      </w:pPr>
+      <w:rPr>
+        <w:rFonts w:hint="default" w:ascii="Courier New" w:hAnsi="Courier New" w:eastAsia="Courier New" w:cs="Courier New"/>
+      </w:rPr>
+    </w:lvl>
+    <w:lvl w:ilvl="2">
+      <w:start w:val="1"/>
+      <w:numFmt w:val="bullet"/>
+      <w:isLgl w:val="false"/>
+      <w:suff w:val="tab"/>
+      <w:lvlText w:val="§"/>
+      <w:lvlJc w:val="left"/>
+      <w:pPr>
+        <w:ind w:left="2149" w:hanging="360"/>
+      </w:pPr>
+      <w:rPr>
+        <w:rFonts w:hint="default" w:ascii="Wingdings" w:hAnsi="Wingdings" w:eastAsia="Wingdings" w:cs="Wingdings"/>
+      </w:rPr>
+    </w:lvl>
+    <w:lvl w:ilvl="3">
+      <w:start w:val="1"/>
+      <w:numFmt w:val="bullet"/>
+      <w:isLgl w:val="false"/>
+      <w:suff w:val="tab"/>
+      <w:lvlText w:val="·"/>
+      <w:lvlJc w:val="left"/>
+      <w:pPr>
+        <w:ind w:left="2869" w:hanging="360"/>
+      </w:pPr>
+      <w:rPr>
+        <w:rFonts w:hint="default" w:ascii="Symbol" w:hAnsi="Symbol" w:eastAsia="Symbol" w:cs="Symbol"/>
+      </w:rPr>
+    </w:lvl>
+    <w:lvl w:ilvl="4">
+      <w:start w:val="1"/>
+      <w:numFmt w:val="bullet"/>
+      <w:isLgl w:val="false"/>
+      <w:suff w:val="tab"/>
+      <w:lvlText w:val="o"/>
+      <w:lvlJc w:val="left"/>
+      <w:pPr>
+        <w:ind w:left="3589" w:hanging="360"/>
+      </w:pPr>
+      <w:rPr>
+        <w:rFonts w:hint="default" w:ascii="Courier New" w:hAnsi="Courier New" w:eastAsia="Courier New" w:cs="Courier New"/>
+      </w:rPr>
+    </w:lvl>
+    <w:lvl w:ilvl="5">
+      <w:start w:val="1"/>
+      <w:numFmt w:val="bullet"/>
+      <w:isLgl w:val="false"/>
+      <w:suff w:val="tab"/>
+      <w:lvlText w:val="§"/>
+      <w:lvlJc w:val="left"/>
+      <w:pPr>
+        <w:ind w:left="4309" w:hanging="360"/>
+      </w:pPr>
+      <w:rPr>
+        <w:rFonts w:hint="default" w:ascii="Wingdings" w:hAnsi="Wingdings" w:eastAsia="Wingdings" w:cs="Wingdings"/>
+      </w:rPr>
+    </w:lvl>
+    <w:lvl w:ilvl="6">
+      <w:start w:val="1"/>
+      <w:numFmt w:val="bullet"/>
+      <w:isLgl w:val="false"/>
+      <w:suff w:val="tab"/>
+      <w:lvlText w:val="·"/>
+      <w:lvlJc w:val="left"/>
+      <w:pPr>
+        <w:ind w:left="5029" w:hanging="360"/>
+      </w:pPr>
+      <w:rPr>
+        <w:rFonts w:hint="default" w:ascii="Symbol" w:hAnsi="Symbol" w:eastAsia="Symbol" w:cs="Symbol"/>
+      </w:rPr>
+    </w:lvl>
+    <w:lvl w:ilvl="7">
+      <w:start w:val="1"/>
+      <w:numFmt w:val="bullet"/>
+      <w:isLgl w:val="false"/>
+      <w:suff w:val="tab"/>
+      <w:lvlText w:val="o"/>
+      <w:lvlJc w:val="left"/>
+      <w:pPr>
+        <w:ind w:left="5749" w:hanging="360"/>
+      </w:pPr>
+      <w:rPr>
+        <w:rFonts w:hint="default" w:ascii="Courier New" w:hAnsi="Courier New" w:eastAsia="Courier New" w:cs="Courier New"/>
+      </w:rPr>
+    </w:lvl>
+    <w:lvl w:ilvl="8">
+      <w:start w:val="1"/>
+      <w:numFmt w:val="bullet"/>
+      <w:isLgl w:val="false"/>
+      <w:suff w:val="tab"/>
+      <w:lvlText w:val="§"/>
+      <w:lvlJc w:val="left"/>
+      <w:pPr>
+        <w:ind w:left="6469" w:hanging="360"/>
+      </w:pPr>
+      <w:rPr>
+        <w:rFonts w:hint="default" w:ascii="Wingdings" w:hAnsi="Wingdings" w:eastAsia="Wingdings" w:cs="Wingdings"/>
+      </w:rPr>
+    </w:lvl>
+  </w:abstractNum>
+  <w:abstractNum w:abstractNumId="63">
+    <w:multiLevelType w:val="hybridMultilevel"/>
+    <w:lvl w:ilvl="0">
+      <w:start w:val="1"/>
+      <w:numFmt w:val="none"/>
+      <w:isLgl w:val="false"/>
+      <w:suff w:val="tab"/>
+      <w:lvlText w:val="4.2.1.4"/>
+      <w:lvlJc w:val="left"/>
+      <w:pPr>
+        <w:ind w:left="709" w:hanging="360"/>
+      </w:pPr>
+    </w:lvl>
+    <w:lvl w:ilvl="1">
+      <w:start w:val="1"/>
+      <w:numFmt w:val="bullet"/>
+      <w:isLgl w:val="false"/>
+      <w:suff w:val="tab"/>
+      <w:lvlText w:val="o"/>
+      <w:lvlJc w:val="left"/>
+      <w:pPr>
+        <w:ind w:left="1429" w:hanging="360"/>
+      </w:pPr>
+      <w:rPr>
+        <w:rFonts w:hint="default" w:ascii="Courier New" w:hAnsi="Courier New" w:eastAsia="Courier New" w:cs="Courier New"/>
+      </w:rPr>
+    </w:lvl>
+    <w:lvl w:ilvl="2">
+      <w:start w:val="1"/>
+      <w:numFmt w:val="bullet"/>
+      <w:isLgl w:val="false"/>
+      <w:suff w:val="tab"/>
+      <w:lvlText w:val="§"/>
+      <w:lvlJc w:val="left"/>
+      <w:pPr>
+        <w:ind w:left="2149" w:hanging="360"/>
+      </w:pPr>
+      <w:rPr>
+        <w:rFonts w:hint="default" w:ascii="Wingdings" w:hAnsi="Wingdings" w:eastAsia="Wingdings" w:cs="Wingdings"/>
+      </w:rPr>
+    </w:lvl>
+    <w:lvl w:ilvl="3">
+      <w:start w:val="1"/>
+      <w:numFmt w:val="bullet"/>
+      <w:isLgl w:val="false"/>
+      <w:suff w:val="tab"/>
+      <w:lvlText w:val="·"/>
+      <w:lvlJc w:val="left"/>
+      <w:pPr>
+        <w:ind w:left="2869" w:hanging="360"/>
+      </w:pPr>
+      <w:rPr>
+        <w:rFonts w:hint="default" w:ascii="Symbol" w:hAnsi="Symbol" w:eastAsia="Symbol" w:cs="Symbol"/>
+      </w:rPr>
+    </w:lvl>
+    <w:lvl w:ilvl="4">
+      <w:start w:val="1"/>
+      <w:numFmt w:val="bullet"/>
+      <w:isLgl w:val="false"/>
+      <w:suff w:val="tab"/>
+      <w:lvlText w:val="o"/>
+      <w:lvlJc w:val="left"/>
+      <w:pPr>
+        <w:ind w:left="3589" w:hanging="360"/>
+      </w:pPr>
+      <w:rPr>
+        <w:rFonts w:hint="default" w:ascii="Courier New" w:hAnsi="Courier New" w:eastAsia="Courier New" w:cs="Courier New"/>
+      </w:rPr>
+    </w:lvl>
+    <w:lvl w:ilvl="5">
+      <w:start w:val="1"/>
+      <w:numFmt w:val="bullet"/>
+      <w:isLgl w:val="false"/>
+      <w:suff w:val="tab"/>
+      <w:lvlText w:val="§"/>
+      <w:lvlJc w:val="left"/>
+      <w:pPr>
+        <w:ind w:left="4309" w:hanging="360"/>
+      </w:pPr>
+      <w:rPr>
+        <w:rFonts w:hint="default" w:ascii="Wingdings" w:hAnsi="Wingdings" w:eastAsia="Wingdings" w:cs="Wingdings"/>
+      </w:rPr>
+    </w:lvl>
+    <w:lvl w:ilvl="6">
+      <w:start w:val="1"/>
+      <w:numFmt w:val="bullet"/>
+      <w:isLgl w:val="false"/>
+      <w:suff w:val="tab"/>
+      <w:lvlText w:val="·"/>
+      <w:lvlJc w:val="left"/>
+      <w:pPr>
+        <w:ind w:left="5029" w:hanging="360"/>
+      </w:pPr>
+      <w:rPr>
+        <w:rFonts w:hint="default" w:ascii="Symbol" w:hAnsi="Symbol" w:eastAsia="Symbol" w:cs="Symbol"/>
+      </w:rPr>
+    </w:lvl>
+    <w:lvl w:ilvl="7">
+      <w:start w:val="1"/>
+      <w:numFmt w:val="bullet"/>
+      <w:isLgl w:val="false"/>
+      <w:suff w:val="tab"/>
+      <w:lvlText w:val="o"/>
+      <w:lvlJc w:val="left"/>
+      <w:pPr>
+        <w:ind w:left="5749" w:hanging="360"/>
+      </w:pPr>
+      <w:rPr>
+        <w:rFonts w:hint="default" w:ascii="Courier New" w:hAnsi="Courier New" w:eastAsia="Courier New" w:cs="Courier New"/>
+      </w:rPr>
+    </w:lvl>
+    <w:lvl w:ilvl="8">
+      <w:start w:val="1"/>
+      <w:numFmt w:val="bullet"/>
+      <w:isLgl w:val="false"/>
+      <w:suff w:val="tab"/>
+      <w:lvlText w:val="§"/>
+      <w:lvlJc w:val="left"/>
+      <w:pPr>
+        <w:ind w:left="6469" w:hanging="360"/>
+      </w:pPr>
+      <w:rPr>
+        <w:rFonts w:hint="default" w:ascii="Wingdings" w:hAnsi="Wingdings" w:eastAsia="Wingdings" w:cs="Wingdings"/>
+      </w:rPr>
+    </w:lvl>
+  </w:abstractNum>
+  <w:abstractNum w:abstractNumId="64">
+    <w:multiLevelType w:val="hybridMultilevel"/>
+    <w:lvl w:ilvl="0">
+      <w:start w:val="1"/>
+      <w:numFmt w:val="none"/>
+      <w:isLgl w:val="false"/>
+      <w:suff w:val="tab"/>
+      <w:lvlText w:val="4.2.1.5"/>
+      <w:lvlJc w:val="left"/>
+      <w:pPr>
+        <w:ind w:left="709" w:hanging="360"/>
+      </w:pPr>
     </w:lvl>
     <w:lvl w:ilvl="1">
       <w:start w:val="1"/>
@@ -31179,6 +32112,12 @@
   </w:num>
   <w:num w:numId="63">
     <w:abstractNumId w:val="62"/>
+  </w:num>
+  <w:num w:numId="64">
+    <w:abstractNumId w:val="63"/>
+  </w:num>
+  <w:num w:numId="65">
+    <w:abstractNumId w:val="64"/>
   </w:num>
 </w:numbering>
 </file>

--- a/Перестройка.docx
+++ b/Перестройка.docx
@@ -23559,15 +23559,37 @@
     <w:p>
       <w:pPr>
         <w:pStyle w:val="968"/>
+        <w:numPr>
+          <w:ilvl w:val="0"/>
+          <w:numId w:val="66"/>
+        </w:numPr>
+        <w:ind w:left="0" w:right="0" w:firstLine="0"/>
+      </w:pPr>
+      <w:r/>
+      <w:bookmarkStart w:id="0" w:name="undefined"/>
+      <w:r>
+        <w:rPr>
+          <w:rStyle w:val="969"/>
+          <w:rFonts w:ascii="Times New Roman" w:hAnsi="Times New Roman" w:eastAsia="Times New Roman" w:cs="Times New Roman"/>
+          <w:sz w:val="28"/>
+          <w:szCs w:val="28"/>
+        </w:rPr>
+        <w:t xml:space="preserve">Разработка Модульной подсистемы «СДГВМ» для генерации игрового контента</w:t>
+      </w:r>
+      <w:bookmarkEnd w:id="0"/>
+      <w:r/>
+      <w:r/>
+    </w:p>
+    <w:p>
+      <w:pPr>
+        <w:pStyle w:val="968"/>
         <w:ind w:left="0" w:right="0" w:firstLine="708"/>
-      </w:pPr>
-      <w:r>
         <w:rPr>
           <w:b w:val="0"/>
           <w:bCs w:val="0"/>
           <w:highlight w:val="none"/>
         </w:rPr>
-      </w:r>
+      </w:pPr>
       <w:r>
         <w:rPr>
           <w:b w:val="0"/>
@@ -23575,9 +23597,453 @@
           <w:highlight w:val="none"/>
         </w:rPr>
       </w:r>
+      <w:r>
+        <w:rPr>
+          <w:b w:val="0"/>
+          <w:bCs w:val="0"/>
+        </w:rPr>
+        <w:t xml:space="preserve">Оперируемая одним человеком «СДВГМ» в режиме </w:t>
+      </w:r>
+      <w:r>
+        <w:rPr>
+          <w:b w:val="0"/>
+          <w:bCs w:val="0"/>
+        </w:rPr>
+        <w:t xml:space="preserve">Unity</w:t>
+      </w:r>
+      <w:r>
+        <w:rPr>
+          <w:b w:val="0"/>
+          <w:bCs w:val="0"/>
+        </w:rPr>
+        <w:t xml:space="preserve"> </w:t>
+      </w:r>
+      <w:r>
+        <w:rPr>
+          <w:b w:val="0"/>
+          <w:bCs w:val="0"/>
+        </w:rPr>
+        <w:t xml:space="preserve">Play</w:t>
+      </w:r>
+      <w:r>
+        <w:rPr>
+          <w:b w:val="0"/>
+          <w:bCs w:val="0"/>
+        </w:rPr>
+        <w:t xml:space="preserve"> </w:t>
+      </w:r>
+      <w:r>
+        <w:rPr>
+          <w:b w:val="0"/>
+          <w:bCs w:val="0"/>
+        </w:rPr>
+        <w:t xml:space="preserve">Mode</w:t>
+      </w:r>
+      <w:r>
+        <w:rPr>
+          <w:b w:val="0"/>
+          <w:bCs w:val="0"/>
+        </w:rPr>
+        <w:t xml:space="preserve">, модульная подсистема с разделением на генерацию разных типов контента на текст адаптивных диалогов, </w:t>
+      </w:r>
+      <w:r>
+        <w:rPr>
+          <w:b w:val="0"/>
+          <w:bCs w:val="0"/>
+        </w:rPr>
+        <w:t xml:space="preserve">квестов</w:t>
+      </w:r>
+      <w:r>
+        <w:rPr>
+          <w:b w:val="0"/>
+          <w:bCs w:val="0"/>
+        </w:rPr>
+        <w:t xml:space="preserve"> и </w:t>
+      </w:r>
+      <w:r>
+        <w:rPr>
+          <w:b w:val="0"/>
+          <w:bCs w:val="0"/>
+        </w:rPr>
+        <w:t xml:space="preserve">визуалов</w:t>
+      </w:r>
+      <w:r>
+        <w:rPr>
+          <w:b w:val="0"/>
+          <w:bCs w:val="0"/>
+        </w:rPr>
+        <w:t xml:space="preserve"> в виде иконок и </w:t>
+      </w:r>
+      <w:r>
+        <w:rPr>
+          <w:b w:val="0"/>
+          <w:bCs w:val="0"/>
+        </w:rPr>
+        <w:t xml:space="preserve">аватарок</w:t>
+      </w:r>
+      <w:r>
+        <w:rPr>
+          <w:b w:val="0"/>
+          <w:bCs w:val="0"/>
+        </w:rPr>
+        <w:t xml:space="preserve">, во время генерации происходит общение между </w:t>
+      </w:r>
+      <w:r>
+        <w:rPr>
+          <w:b w:val="0"/>
+          <w:bCs w:val="0"/>
+        </w:rPr>
+        <w:t xml:space="preserve">нейросетями</w:t>
+      </w:r>
+      <w:r>
+        <w:rPr>
+          <w:b w:val="0"/>
+          <w:bCs w:val="0"/>
+        </w:rPr>
+        <w:t xml:space="preserve"> и благодаря </w:t>
+      </w:r>
+      <w:r>
+        <w:rPr>
+          <w:b w:val="0"/>
+          <w:bCs w:val="0"/>
+        </w:rPr>
+        <w:t xml:space="preserve">межнейросетевому</w:t>
+      </w:r>
+      <w:r>
+        <w:rPr>
+          <w:b w:val="0"/>
+          <w:bCs w:val="0"/>
+        </w:rPr>
+        <w:t xml:space="preserve"> взаимодействию между всеми типами контента существует логическая связь, модели установлены локально не требуется подключение к интернету для генерации по API, нужно запускать сцену «</w:t>
+      </w:r>
+      <w:r>
+        <w:rPr>
+          <w:b w:val="0"/>
+          <w:bCs w:val="0"/>
+        </w:rPr>
+        <w:t xml:space="preserve">Сцена_Динамического_Генератора</w:t>
+      </w:r>
+      <w:r>
+        <w:rPr>
+          <w:b w:val="0"/>
+          <w:bCs w:val="0"/>
+        </w:rPr>
+        <w:t xml:space="preserve">», сгенерированный контент можно увидеть в реальном времени.</w:t>
+      </w:r>
+      <w:r>
+        <w:rPr>
+          <w:b w:val="0"/>
+          <w:bCs w:val="0"/>
+          <w:highlight w:val="none"/>
+        </w:rPr>
+      </w:r>
+      <w:r>
+        <w:rPr>
+          <w:b w:val="0"/>
+          <w:bCs w:val="0"/>
+          <w:highlight w:val="none"/>
+        </w:rPr>
+      </w:r>
     </w:p>
     <w:p>
       <w:pPr>
+        <w:pStyle w:val="960"/>
+        <w:numPr>
+          <w:ilvl w:val="0"/>
+          <w:numId w:val="67"/>
+        </w:numPr>
+        <w:ind w:left="0" w:right="0" w:firstLine="0"/>
+      </w:pPr>
+      <w:r/>
+      <w:bookmarkStart w:id="0" w:name="undefined"/>
+      <w:r>
+        <w:rPr>
+          <w:rStyle w:val="969"/>
+          <w:rFonts w:ascii="Times New Roman" w:hAnsi="Times New Roman" w:eastAsia="Times New Roman" w:cs="Times New Roman"/>
+          <w:b/>
+          <w:bCs/>
+          <w:sz w:val="28"/>
+          <w:szCs w:val="28"/>
+        </w:rPr>
+        <w:t xml:space="preserve">Разработка  подсистемы</w:t>
+      </w:r>
+      <w:r>
+        <w:rPr>
+          <w:rStyle w:val="969"/>
+          <w:rFonts w:ascii="Times New Roman" w:hAnsi="Times New Roman" w:eastAsia="Times New Roman" w:cs="Times New Roman"/>
+          <w:b/>
+          <w:bCs/>
+          <w:sz w:val="28"/>
+          <w:szCs w:val="28"/>
+        </w:rPr>
+        <w:t xml:space="preserve"> «СДГВМ» для хранения классификации и поиска контента</w:t>
+      </w:r>
+      <w:bookmarkEnd w:id="0"/>
+      <w:r/>
+      <w:r/>
+    </w:p>
+    <w:p>
+      <w:pPr>
+        <w:pStyle w:val="968"/>
+        <w:ind w:left="0" w:right="0" w:firstLine="708"/>
+        <w:rPr>
+          <w:b w:val="0"/>
+          <w:bCs w:val="0"/>
+          <w:highlight w:val="none"/>
+        </w:rPr>
+      </w:pPr>
+      <w:r>
+        <w:rPr>
+          <w:b w:val="0"/>
+          <w:bCs w:val="0"/>
+          <w:highlight w:val="none"/>
+        </w:rPr>
+      </w:r>
+      <w:r>
+        <w:rPr>
+          <w:b w:val="0"/>
+          <w:bCs w:val="0"/>
+        </w:rPr>
+        <w:t xml:space="preserve">При работе с сгенерированными </w:t>
+      </w:r>
+      <w:r>
+        <w:rPr>
+          <w:b w:val="0"/>
+          <w:bCs w:val="0"/>
+        </w:rPr>
+        <w:t xml:space="preserve">ассетами</w:t>
+      </w:r>
+      <w:r>
+        <w:rPr>
+          <w:b w:val="0"/>
+          <w:bCs w:val="0"/>
+        </w:rPr>
+        <w:t xml:space="preserve">, возникли проблемы с поиском и классификацией контента, для решения проблемы было использовано разделение контента на отдельные папки в </w:t>
+      </w:r>
+      <w:r>
+        <w:rPr>
+          <w:b w:val="0"/>
+          <w:bCs w:val="0"/>
+        </w:rPr>
+        <w:t xml:space="preserve">ассетах</w:t>
+      </w:r>
+      <w:r>
+        <w:rPr>
+          <w:b w:val="0"/>
+          <w:bCs w:val="0"/>
+        </w:rPr>
+        <w:t xml:space="preserve"> по </w:t>
+      </w:r>
+      <w:r>
+        <w:rPr>
+          <w:b w:val="0"/>
+          <w:bCs w:val="0"/>
+        </w:rPr>
+        <w:t xml:space="preserve">типу,  папка</w:t>
+      </w:r>
+      <w:r>
+        <w:rPr>
+          <w:b w:val="0"/>
+          <w:bCs w:val="0"/>
+        </w:rPr>
+        <w:t xml:space="preserve"> «</w:t>
+      </w:r>
+      <w:r>
+        <w:rPr>
+          <w:b w:val="0"/>
+          <w:bCs w:val="0"/>
+        </w:rPr>
+        <w:t xml:space="preserve">Generated_Quests</w:t>
+      </w:r>
+      <w:r>
+        <w:rPr>
+          <w:b w:val="0"/>
+          <w:bCs w:val="0"/>
+        </w:rPr>
+        <w:t xml:space="preserve">» для </w:t>
+      </w:r>
+      <w:r>
+        <w:rPr>
+          <w:b w:val="0"/>
+          <w:bCs w:val="0"/>
+        </w:rPr>
+        <w:t xml:space="preserve">квестов</w:t>
+      </w:r>
+      <w:r>
+        <w:rPr>
+          <w:b w:val="0"/>
+          <w:bCs w:val="0"/>
+        </w:rPr>
+        <w:t xml:space="preserve">, «</w:t>
+      </w:r>
+      <w:r>
+        <w:rPr>
+          <w:b w:val="0"/>
+          <w:bCs w:val="0"/>
+        </w:rPr>
+        <w:t xml:space="preserve">Dialogues</w:t>
+      </w:r>
+      <w:r>
+        <w:rPr>
+          <w:b w:val="0"/>
+          <w:bCs w:val="0"/>
+        </w:rPr>
+        <w:t xml:space="preserve">» – для диалогов, «</w:t>
+      </w:r>
+      <w:r>
+        <w:rPr>
+          <w:b w:val="0"/>
+          <w:bCs w:val="0"/>
+        </w:rPr>
+        <w:t xml:space="preserve">Item</w:t>
+      </w:r>
+      <w:r>
+        <w:rPr>
+          <w:b w:val="0"/>
+          <w:bCs w:val="0"/>
+        </w:rPr>
+        <w:t xml:space="preserve"> </w:t>
+      </w:r>
+      <w:r>
+        <w:rPr>
+          <w:b w:val="0"/>
+          <w:bCs w:val="0"/>
+        </w:rPr>
+        <w:t xml:space="preserve">Icons</w:t>
+      </w:r>
+      <w:r>
+        <w:rPr>
+          <w:b w:val="0"/>
+          <w:bCs w:val="0"/>
+        </w:rPr>
+        <w:t xml:space="preserve">» – для иконок предметов, «</w:t>
+      </w:r>
+      <w:r>
+        <w:rPr>
+          <w:b w:val="0"/>
+          <w:bCs w:val="0"/>
+        </w:rPr>
+        <w:t xml:space="preserve">Characters_Avatars</w:t>
+      </w:r>
+      <w:r>
+        <w:rPr>
+          <w:b w:val="0"/>
+          <w:bCs w:val="0"/>
+        </w:rPr>
+        <w:t xml:space="preserve">» – </w:t>
+      </w:r>
+      <w:r>
+        <w:rPr>
+          <w:b w:val="0"/>
+          <w:bCs w:val="0"/>
+        </w:rPr>
+        <w:t xml:space="preserve">аватарки</w:t>
+      </w:r>
+      <w:r>
+        <w:rPr>
+          <w:b w:val="0"/>
+          <w:bCs w:val="0"/>
+        </w:rPr>
+        <w:t xml:space="preserve"> героя игрока и не игровых персонажей, поиск необходимого </w:t>
+      </w:r>
+      <w:r>
+        <w:rPr>
+          <w:b w:val="0"/>
+          <w:bCs w:val="0"/>
+        </w:rPr>
+        <w:t xml:space="preserve">ассета</w:t>
+      </w:r>
+      <w:r>
+        <w:rPr>
+          <w:b w:val="0"/>
+          <w:bCs w:val="0"/>
+        </w:rPr>
+        <w:t xml:space="preserve"> происходит через поисковик встроенный в </w:t>
+      </w:r>
+      <w:r>
+        <w:rPr>
+          <w:b w:val="0"/>
+          <w:bCs w:val="0"/>
+        </w:rPr>
+        <w:t xml:space="preserve">Unity</w:t>
+      </w:r>
+      <w:r>
+        <w:rPr>
+          <w:b w:val="0"/>
+          <w:bCs w:val="0"/>
+        </w:rPr>
+        <w:t xml:space="preserve">.</w:t>
+      </w:r>
+      <w:r>
+        <w:rPr>
+          <w:b w:val="0"/>
+          <w:bCs w:val="0"/>
+          <w:highlight w:val="none"/>
+        </w:rPr>
+      </w:r>
+      <w:r>
+        <w:rPr>
+          <w:b w:val="0"/>
+          <w:bCs w:val="0"/>
+          <w:highlight w:val="none"/>
+        </w:rPr>
+      </w:r>
+    </w:p>
+    <w:p>
+      <w:pPr>
+        <w:pStyle w:val="968"/>
+        <w:numPr>
+          <w:ilvl w:val="0"/>
+          <w:numId w:val="68"/>
+        </w:numPr>
+        <w:ind w:left="0" w:right="0" w:firstLine="0"/>
+      </w:pPr>
+      <w:r>
+        <w:rPr>
+          <w:b w:val="0"/>
+          <w:bCs w:val="0"/>
+          <w:highlight w:val="none"/>
+        </w:rPr>
+      </w:r>
+      <w:r>
+        <w:rPr>
+          <w:rStyle w:val="969"/>
+          <w:rFonts w:ascii="Times New Roman" w:hAnsi="Times New Roman" w:eastAsia="Times New Roman" w:cs="Times New Roman"/>
+          <w:b/>
+          <w:bCs/>
+          <w:sz w:val="28"/>
+          <w:szCs w:val="28"/>
+        </w:rPr>
+        <w:t xml:space="preserve">Разработка подсистемы </w:t>
+      </w:r>
+      <w:r>
+        <w:rPr>
+          <w:rStyle w:val="969"/>
+          <w:rFonts w:ascii="Times New Roman" w:hAnsi="Times New Roman" w:eastAsia="Times New Roman" w:cs="Times New Roman"/>
+          <w:b/>
+          <w:bCs/>
+          <w:sz w:val="28"/>
+          <w:szCs w:val="28"/>
+        </w:rPr>
+        <w:t xml:space="preserve">«СДГВМ» для оценки производительности</w:t>
+      </w:r>
+      <w:r>
+        <w:rPr>
+          <w:b w:val="0"/>
+          <w:bCs w:val="0"/>
+          <w:highlight w:val="none"/>
+        </w:rPr>
+      </w:r>
+      <w:r>
+        <w:rPr>
+          <w:b w:val="0"/>
+          <w:bCs w:val="0"/>
+          <w:highlight w:val="none"/>
+        </w:rPr>
+      </w:r>
+    </w:p>
+    <w:p>
+      <w:pPr>
         <w:ind w:left="0" w:right="0" w:firstLine="709"/>
         <w:rPr>
           <w:rFonts w:ascii="Times New Roman" w:hAnsi="Times New Roman" w:eastAsia="Times New Roman" w:cs="Times New Roman"/>
@@ -23602,6 +24068,88 @@
       </w:r>
       <w:r>
         <w:rPr>
+          <w:rStyle w:val="969"/>
+          <w:rFonts w:ascii="Times New Roman" w:hAnsi="Times New Roman" w:eastAsia="Times New Roman" w:cs="Times New Roman"/>
+          <w:sz w:val="28"/>
+          <w:szCs w:val="28"/>
+        </w:rPr>
+        <w:t xml:space="preserve">Для анализа производительности нужно визуальное представление в виде графиков и диаграмм метрик оценивающих использование ресурсов локальной </w:t>
+      </w:r>
+      <w:r>
+        <w:rPr>
+          <w:rStyle w:val="969"/>
+          <w:rFonts w:ascii="Times New Roman" w:hAnsi="Times New Roman" w:eastAsia="Times New Roman" w:cs="Times New Roman"/>
+          <w:sz w:val="28"/>
+          <w:szCs w:val="28"/>
+        </w:rPr>
+        <w:t xml:space="preserve">машины,  активировать</w:t>
+      </w:r>
+      <w:r>
+        <w:rPr>
+          <w:rStyle w:val="969"/>
+          <w:rFonts w:ascii="Times New Roman" w:hAnsi="Times New Roman" w:eastAsia="Times New Roman" w:cs="Times New Roman"/>
+          <w:sz w:val="28"/>
+          <w:szCs w:val="28"/>
+        </w:rPr>
+        <w:t xml:space="preserve"> подсистему можно при заходе в </w:t>
+      </w:r>
+      <w:r>
+        <w:rPr>
+          <w:rStyle w:val="969"/>
+          <w:rFonts w:ascii="Times New Roman" w:hAnsi="Times New Roman" w:eastAsia="Times New Roman" w:cs="Times New Roman"/>
+          <w:sz w:val="28"/>
+          <w:szCs w:val="28"/>
+        </w:rPr>
+        <w:t xml:space="preserve">Unity</w:t>
+      </w:r>
+      <w:r>
+        <w:rPr>
+          <w:rStyle w:val="969"/>
+          <w:rFonts w:ascii="Times New Roman" w:hAnsi="Times New Roman" w:eastAsia="Times New Roman" w:cs="Times New Roman"/>
+          <w:sz w:val="28"/>
+          <w:szCs w:val="28"/>
+        </w:rPr>
+        <w:t xml:space="preserve"> </w:t>
+      </w:r>
+      <w:r>
+        <w:rPr>
+          <w:rStyle w:val="969"/>
+          <w:rFonts w:ascii="Times New Roman" w:hAnsi="Times New Roman" w:eastAsia="Times New Roman" w:cs="Times New Roman"/>
+          <w:sz w:val="28"/>
+          <w:szCs w:val="28"/>
+        </w:rPr>
+        <w:t xml:space="preserve">Play</w:t>
+      </w:r>
+      <w:r>
+        <w:rPr>
+          <w:rStyle w:val="969"/>
+          <w:rFonts w:ascii="Times New Roman" w:hAnsi="Times New Roman" w:eastAsia="Times New Roman" w:cs="Times New Roman"/>
+          <w:sz w:val="28"/>
+          <w:szCs w:val="28"/>
+        </w:rPr>
+        <w:t xml:space="preserve"> </w:t>
+      </w:r>
+      <w:r>
+        <w:rPr>
+          <w:rStyle w:val="969"/>
+          <w:rFonts w:ascii="Times New Roman" w:hAnsi="Times New Roman" w:eastAsia="Times New Roman" w:cs="Times New Roman"/>
+          <w:sz w:val="28"/>
+          <w:szCs w:val="28"/>
+        </w:rPr>
+        <w:t xml:space="preserve">Mode</w:t>
+      </w:r>
+      <w:r>
+        <w:rPr>
+          <w:rStyle w:val="969"/>
+          <w:rFonts w:ascii="Times New Roman" w:hAnsi="Times New Roman" w:eastAsia="Times New Roman" w:cs="Times New Roman"/>
+          <w:sz w:val="28"/>
+          <w:szCs w:val="28"/>
+        </w:rPr>
+        <w:t xml:space="preserve"> кнопкой «Оценка производительности» в UI.</w:t>
+      </w:r>
+      <w:r/>
+      <w:r>
+        <w:rPr>
           <w:rFonts w:ascii="Times New Roman" w:hAnsi="Times New Roman" w:eastAsia="Times New Roman" w:cs="Times New Roman"/>
           <w:b/>
           <w:bCs/>
@@ -23611,10 +24159,671 @@
           <w:lang w:val="ru-RU"/>
         </w:rPr>
       </w:r>
+      <w:r>
+        <w:rPr>
+          <w:rFonts w:ascii="Times New Roman" w:hAnsi="Times New Roman" w:eastAsia="Times New Roman" w:cs="Times New Roman"/>
+          <w:b/>
+          <w:bCs/>
+          <w:sz w:val="28"/>
+          <w:szCs w:val="28"/>
+          <w:highlight w:val="none"/>
+          <w:lang w:val="ru-RU"/>
+        </w:rPr>
+      </w:r>
     </w:p>
     <w:p>
       <w:pPr>
-        <w:ind w:left="709" w:right="0" w:firstLine="0"/>
+        <w:pStyle w:val="960"/>
+        <w:numPr>
+          <w:ilvl w:val="0"/>
+          <w:numId w:val="69"/>
+        </w:numPr>
+        <w:ind w:left="0" w:right="0" w:firstLine="0"/>
+        <w:rPr>
+          <w:rFonts w:ascii="Times New Roman" w:hAnsi="Times New Roman" w:eastAsia="Times New Roman" w:cs="Times New Roman"/>
+          <w:b/>
+          <w:bCs/>
+          <w:sz w:val="28"/>
+          <w:szCs w:val="28"/>
+          <w:highlight w:val="none"/>
+          <w:lang w:val="ru-RU"/>
+        </w:rPr>
+      </w:pPr>
+      <w:r>
+        <w:rPr>
+          <w:rFonts w:ascii="Times New Roman" w:hAnsi="Times New Roman" w:eastAsia="Times New Roman" w:cs="Times New Roman"/>
+          <w:b/>
+          <w:bCs/>
+          <w:sz w:val="28"/>
+          <w:szCs w:val="28"/>
+          <w:highlight w:val="none"/>
+          <w:lang w:val="ru-RU"/>
+        </w:rPr>
+      </w:r>
+      <w:r>
+        <w:rPr>
+          <w:rStyle w:val="969"/>
+          <w:rFonts w:ascii="Times New Roman" w:hAnsi="Times New Roman" w:eastAsia="Times New Roman" w:cs="Times New Roman"/>
+          <w:b/>
+          <w:bCs/>
+          <w:sz w:val="28"/>
+          <w:szCs w:val="28"/>
+        </w:rPr>
+        <w:t xml:space="preserve">Разработка подсистемы «СДГВМ» контроля модулей генерации</w:t>
+      </w:r>
+      <w:r/>
+      <w:r>
+        <w:rPr>
+          <w:rFonts w:ascii="Times New Roman" w:hAnsi="Times New Roman" w:eastAsia="Times New Roman" w:cs="Times New Roman"/>
+          <w:b/>
+          <w:bCs/>
+          <w:sz w:val="28"/>
+          <w:szCs w:val="28"/>
+          <w:highlight w:val="none"/>
+          <w:lang w:val="ru-RU"/>
+        </w:rPr>
+      </w:r>
+      <w:r>
+        <w:rPr>
+          <w:rFonts w:ascii="Times New Roman" w:hAnsi="Times New Roman" w:eastAsia="Times New Roman" w:cs="Times New Roman"/>
+          <w:b/>
+          <w:bCs/>
+          <w:sz w:val="28"/>
+          <w:szCs w:val="28"/>
+          <w:highlight w:val="none"/>
+          <w:lang w:val="ru-RU"/>
+        </w:rPr>
+      </w:r>
+    </w:p>
+    <w:p>
+      <w:pPr>
+        <w:pStyle w:val="965"/>
+        <w:rPr>
+          <w:rFonts w:ascii="Times New Roman" w:hAnsi="Times New Roman" w:eastAsia="Times New Roman" w:cs="Times New Roman"/>
+          <w:sz w:val="28"/>
+          <w:szCs w:val="28"/>
+        </w:rPr>
+      </w:pPr>
+      <w:r/>
+      <w:bookmarkStart w:id="0" w:name="undefined"/>
+      <w:r>
+        <w:rPr>
+          <w:rStyle w:val="969"/>
+          <w:rFonts w:ascii="Times New Roman" w:hAnsi="Times New Roman" w:eastAsia="Times New Roman" w:cs="Times New Roman"/>
+          <w:sz w:val="28"/>
+          <w:szCs w:val="28"/>
+        </w:rPr>
+        <w:t xml:space="preserve">Редактирование и дополнительная настройка модулей генерации контента «СДГВМ» происходит за счёт подсистемы администрирования модулями и пакетами </w:t>
+      </w:r>
+      <w:r>
+        <w:rPr>
+          <w:rStyle w:val="969"/>
+          <w:rFonts w:ascii="Times New Roman" w:hAnsi="Times New Roman" w:eastAsia="Times New Roman" w:cs="Times New Roman"/>
+          <w:sz w:val="28"/>
+          <w:szCs w:val="28"/>
+        </w:rPr>
+        <w:t xml:space="preserve">Unity</w:t>
+      </w:r>
+      <w:r>
+        <w:rPr>
+          <w:rStyle w:val="969"/>
+          <w:rFonts w:ascii="Times New Roman" w:hAnsi="Times New Roman" w:eastAsia="Times New Roman" w:cs="Times New Roman"/>
+          <w:sz w:val="28"/>
+          <w:szCs w:val="28"/>
+        </w:rPr>
+        <w:t xml:space="preserve">, настройка моделей для генерации контента происходит в интерфейсе при входе в </w:t>
+      </w:r>
+      <w:r>
+        <w:rPr>
+          <w:rStyle w:val="969"/>
+          <w:rFonts w:ascii="Times New Roman" w:hAnsi="Times New Roman" w:eastAsia="Times New Roman" w:cs="Times New Roman"/>
+          <w:sz w:val="28"/>
+          <w:szCs w:val="28"/>
+        </w:rPr>
+        <w:t xml:space="preserve">Unity</w:t>
+      </w:r>
+      <w:r>
+        <w:rPr>
+          <w:rStyle w:val="969"/>
+          <w:rFonts w:ascii="Times New Roman" w:hAnsi="Times New Roman" w:eastAsia="Times New Roman" w:cs="Times New Roman"/>
+          <w:sz w:val="28"/>
+          <w:szCs w:val="28"/>
+        </w:rPr>
+        <w:t xml:space="preserve"> </w:t>
+      </w:r>
+      <w:r>
+        <w:rPr>
+          <w:rStyle w:val="969"/>
+          <w:rFonts w:ascii="Times New Roman" w:hAnsi="Times New Roman" w:eastAsia="Times New Roman" w:cs="Times New Roman"/>
+          <w:sz w:val="28"/>
+          <w:szCs w:val="28"/>
+        </w:rPr>
+        <w:t xml:space="preserve">Play</w:t>
+      </w:r>
+      <w:r>
+        <w:rPr>
+          <w:rStyle w:val="969"/>
+          <w:rFonts w:ascii="Times New Roman" w:hAnsi="Times New Roman" w:eastAsia="Times New Roman" w:cs="Times New Roman"/>
+          <w:sz w:val="28"/>
+          <w:szCs w:val="28"/>
+        </w:rPr>
+        <w:t xml:space="preserve"> </w:t>
+      </w:r>
+      <w:r>
+        <w:rPr>
+          <w:rStyle w:val="969"/>
+          <w:rFonts w:ascii="Times New Roman" w:hAnsi="Times New Roman" w:eastAsia="Times New Roman" w:cs="Times New Roman"/>
+          <w:sz w:val="28"/>
+          <w:szCs w:val="28"/>
+        </w:rPr>
+        <w:t xml:space="preserve">Mode</w:t>
+      </w:r>
+      <w:r>
+        <w:rPr>
+          <w:rStyle w:val="969"/>
+          <w:rFonts w:ascii="Times New Roman" w:hAnsi="Times New Roman" w:eastAsia="Times New Roman" w:cs="Times New Roman"/>
+          <w:sz w:val="28"/>
+          <w:szCs w:val="28"/>
+        </w:rPr>
+        <w:t xml:space="preserve"> для модулей существуют уникальные индивидуальные настройки.</w:t>
+      </w:r>
+      <w:bookmarkEnd w:id="0"/>
+      <w:r>
+        <w:rPr>
+          <w:rStyle w:val="969"/>
+          <w:rFonts w:ascii="Times New Roman" w:hAnsi="Times New Roman" w:eastAsia="Times New Roman" w:cs="Times New Roman"/>
+          <w:sz w:val="28"/>
+          <w:szCs w:val="28"/>
+        </w:rPr>
+      </w:r>
+      <w:r>
+        <w:rPr>
+          <w:rStyle w:val="969"/>
+          <w:rFonts w:ascii="Times New Roman" w:hAnsi="Times New Roman" w:eastAsia="Times New Roman" w:cs="Times New Roman"/>
+          <w:sz w:val="28"/>
+          <w:szCs w:val="28"/>
+        </w:rPr>
+      </w:r>
+    </w:p>
+    <w:p>
+      <w:pPr>
+        <w:pStyle w:val="965"/>
+        <w:rPr>
+          <w:rFonts w:ascii="Times New Roman" w:hAnsi="Times New Roman" w:eastAsia="Times New Roman" w:cs="Times New Roman"/>
+          <w:sz w:val="28"/>
+          <w:szCs w:val="28"/>
+        </w:rPr>
+      </w:pPr>
+      <w:r/>
+      <w:bookmarkStart w:id="0" w:name="undefined"/>
+      <w:r>
+        <w:rPr>
+          <w:rStyle w:val="969"/>
+          <w:rFonts w:ascii="Times New Roman" w:hAnsi="Times New Roman" w:eastAsia="Times New Roman" w:cs="Times New Roman"/>
+          <w:sz w:val="28"/>
+          <w:szCs w:val="28"/>
+        </w:rPr>
+        <w:t xml:space="preserve">Настройки «Сказителя историй» состоят из:</w:t>
+      </w:r>
+      <w:bookmarkEnd w:id="0"/>
+      <w:r>
+        <w:rPr>
+          <w:rStyle w:val="969"/>
+          <w:rFonts w:ascii="Times New Roman" w:hAnsi="Times New Roman" w:eastAsia="Times New Roman" w:cs="Times New Roman"/>
+          <w:sz w:val="28"/>
+          <w:szCs w:val="28"/>
+        </w:rPr>
+      </w:r>
+      <w:r>
+        <w:rPr>
+          <w:rStyle w:val="969"/>
+          <w:rFonts w:ascii="Times New Roman" w:hAnsi="Times New Roman" w:eastAsia="Times New Roman" w:cs="Times New Roman"/>
+          <w:sz w:val="28"/>
+          <w:szCs w:val="28"/>
+        </w:rPr>
+      </w:r>
+    </w:p>
+    <w:p>
+      <w:pPr>
+        <w:pStyle w:val="965"/>
+        <w:rPr>
+          <w:rFonts w:ascii="Times New Roman" w:hAnsi="Times New Roman" w:eastAsia="Times New Roman" w:cs="Times New Roman"/>
+          <w:sz w:val="28"/>
+          <w:szCs w:val="28"/>
+        </w:rPr>
+      </w:pPr>
+      <w:r>
+        <w:rPr>
+          <w:rStyle w:val="969"/>
+          <w:rFonts w:ascii="Times New Roman" w:hAnsi="Times New Roman" w:eastAsia="Times New Roman" w:cs="Times New Roman"/>
+          <w:sz w:val="28"/>
+          <w:szCs w:val="28"/>
+        </w:rPr>
+        <w:t xml:space="preserve"> </w:t>
+      </w:r>
+      <w:bookmarkStart w:id="0" w:name="undefined"/>
+      <w:r>
+        <w:rPr>
+          <w:rStyle w:val="969"/>
+          <w:rFonts w:ascii="Times New Roman" w:hAnsi="Times New Roman" w:eastAsia="Times New Roman" w:cs="Times New Roman"/>
+          <w:sz w:val="28"/>
+          <w:szCs w:val="28"/>
+        </w:rPr>
+        <w:t xml:space="preserve">поля ввода с заголовком – название </w:t>
+      </w:r>
+      <w:r>
+        <w:rPr>
+          <w:rStyle w:val="969"/>
+          <w:rFonts w:ascii="Times New Roman" w:hAnsi="Times New Roman" w:eastAsia="Times New Roman" w:cs="Times New Roman"/>
+          <w:sz w:val="28"/>
+          <w:szCs w:val="28"/>
+        </w:rPr>
+        <w:t xml:space="preserve">квеста</w:t>
+      </w:r>
+      <w:r>
+        <w:rPr>
+          <w:rStyle w:val="969"/>
+          <w:rFonts w:ascii="Times New Roman" w:hAnsi="Times New Roman" w:eastAsia="Times New Roman" w:cs="Times New Roman"/>
+          <w:sz w:val="28"/>
+          <w:szCs w:val="28"/>
+        </w:rPr>
+        <w:t xml:space="preserve">;</w:t>
+      </w:r>
+      <w:bookmarkEnd w:id="0"/>
+      <w:r>
+        <w:rPr>
+          <w:rStyle w:val="969"/>
+          <w:rFonts w:ascii="Times New Roman" w:hAnsi="Times New Roman" w:eastAsia="Times New Roman" w:cs="Times New Roman"/>
+          <w:sz w:val="28"/>
+          <w:szCs w:val="28"/>
+        </w:rPr>
+      </w:r>
+      <w:r>
+        <w:rPr>
+          <w:rStyle w:val="969"/>
+          <w:rFonts w:ascii="Times New Roman" w:hAnsi="Times New Roman" w:eastAsia="Times New Roman" w:cs="Times New Roman"/>
+          <w:sz w:val="28"/>
+          <w:szCs w:val="28"/>
+        </w:rPr>
+      </w:r>
+    </w:p>
+    <w:p>
+      <w:pPr>
+        <w:pStyle w:val="965"/>
+        <w:rPr>
+          <w:rFonts w:ascii="Times New Roman" w:hAnsi="Times New Roman" w:eastAsia="Times New Roman" w:cs="Times New Roman"/>
+          <w:sz w:val="28"/>
+          <w:szCs w:val="28"/>
+        </w:rPr>
+      </w:pPr>
+      <w:r>
+        <w:rPr>
+          <w:rStyle w:val="969"/>
+          <w:rFonts w:ascii="Times New Roman" w:hAnsi="Times New Roman" w:eastAsia="Times New Roman" w:cs="Times New Roman"/>
+          <w:sz w:val="28"/>
+          <w:szCs w:val="28"/>
+        </w:rPr>
+        <w:t xml:space="preserve"> </w:t>
+      </w:r>
+      <w:bookmarkStart w:id="0" w:name="undefined"/>
+      <w:r>
+        <w:rPr>
+          <w:rStyle w:val="969"/>
+          <w:rFonts w:ascii="Times New Roman" w:hAnsi="Times New Roman" w:eastAsia="Times New Roman" w:cs="Times New Roman"/>
+          <w:sz w:val="28"/>
+          <w:szCs w:val="28"/>
+        </w:rPr>
+        <w:t xml:space="preserve">поля ввода с аннотацией;</w:t>
+      </w:r>
+      <w:bookmarkEnd w:id="0"/>
+      <w:r>
+        <w:rPr>
+          <w:rStyle w:val="969"/>
+          <w:rFonts w:ascii="Times New Roman" w:hAnsi="Times New Roman" w:eastAsia="Times New Roman" w:cs="Times New Roman"/>
+          <w:sz w:val="28"/>
+          <w:szCs w:val="28"/>
+        </w:rPr>
+      </w:r>
+      <w:r>
+        <w:rPr>
+          <w:rStyle w:val="969"/>
+          <w:rFonts w:ascii="Times New Roman" w:hAnsi="Times New Roman" w:eastAsia="Times New Roman" w:cs="Times New Roman"/>
+          <w:sz w:val="28"/>
+          <w:szCs w:val="28"/>
+        </w:rPr>
+      </w:r>
+    </w:p>
+    <w:p>
+      <w:pPr>
+        <w:pStyle w:val="965"/>
+        <w:rPr>
+          <w:rStyle w:val="966"/>
+        </w:rPr>
+      </w:pPr>
+      <w:r>
+        <w:rPr>
+          <w:rStyle w:val="966"/>
+        </w:rPr>
+        <w:t xml:space="preserve">Text</w:t>
+      </w:r>
+      <w:r>
+        <w:rPr>
+          <w:rStyle w:val="966"/>
+        </w:rPr>
+        <w:t xml:space="preserve"> </w:t>
+      </w:r>
+      <w:r>
+        <w:rPr>
+          <w:rStyle w:val="966"/>
+        </w:rPr>
+        <w:t xml:space="preserve">Mesh</w:t>
+      </w:r>
+      <w:r>
+        <w:rPr>
+          <w:rStyle w:val="966"/>
+        </w:rPr>
+        <w:t xml:space="preserve"> </w:t>
+      </w:r>
+      <w:r>
+        <w:rPr>
+          <w:rStyle w:val="966"/>
+        </w:rPr>
+        <w:t xml:space="preserve">Pro</w:t>
+      </w:r>
+      <w:r>
+        <w:rPr>
+          <w:rStyle w:val="966"/>
+        </w:rPr>
+        <w:t xml:space="preserve"> – содержание </w:t>
+      </w:r>
+      <w:r>
+        <w:rPr>
+          <w:rStyle w:val="966"/>
+        </w:rPr>
+        <w:t xml:space="preserve">квеста</w:t>
+      </w:r>
+      <w:r>
+        <w:rPr>
+          <w:rStyle w:val="966"/>
+        </w:rPr>
+        <w:t xml:space="preserve">;</w:t>
+      </w:r>
+      <w:r>
+        <w:rPr>
+          <w:rStyle w:val="966"/>
+        </w:rPr>
+      </w:r>
+      <w:r>
+        <w:rPr>
+          <w:rStyle w:val="966"/>
+        </w:rPr>
+      </w:r>
+    </w:p>
+    <w:p>
+      <w:pPr>
+        <w:pStyle w:val="965"/>
+        <w:rPr>
+          <w:rFonts w:ascii="Times New Roman" w:hAnsi="Times New Roman" w:eastAsia="Times New Roman" w:cs="Times New Roman"/>
+          <w:sz w:val="28"/>
+          <w:szCs w:val="28"/>
+        </w:rPr>
+      </w:pPr>
+      <w:r/>
+      <w:bookmarkStart w:id="0" w:name="undefined"/>
+      <w:r>
+        <w:rPr>
+          <w:rStyle w:val="969"/>
+          <w:rFonts w:ascii="Times New Roman" w:hAnsi="Times New Roman" w:eastAsia="Times New Roman" w:cs="Times New Roman"/>
+          <w:sz w:val="28"/>
+          <w:szCs w:val="28"/>
+        </w:rPr>
+        <w:t xml:space="preserve">выпадающий список с жанрами;</w:t>
+      </w:r>
+      <w:bookmarkEnd w:id="0"/>
+      <w:r>
+        <w:rPr>
+          <w:rStyle w:val="969"/>
+          <w:rFonts w:ascii="Times New Roman" w:hAnsi="Times New Roman" w:eastAsia="Times New Roman" w:cs="Times New Roman"/>
+          <w:sz w:val="28"/>
+          <w:szCs w:val="28"/>
+        </w:rPr>
+      </w:r>
+      <w:r>
+        <w:rPr>
+          <w:rStyle w:val="969"/>
+          <w:rFonts w:ascii="Times New Roman" w:hAnsi="Times New Roman" w:eastAsia="Times New Roman" w:cs="Times New Roman"/>
+          <w:sz w:val="28"/>
+          <w:szCs w:val="28"/>
+        </w:rPr>
+      </w:r>
+    </w:p>
+    <w:p>
+      <w:pPr>
+        <w:pStyle w:val="965"/>
+        <w:rPr>
+          <w:rFonts w:ascii="Times New Roman" w:hAnsi="Times New Roman" w:eastAsia="Times New Roman" w:cs="Times New Roman"/>
+          <w:sz w:val="28"/>
+          <w:szCs w:val="28"/>
+        </w:rPr>
+      </w:pPr>
+      <w:r/>
+      <w:bookmarkStart w:id="0" w:name="undefined"/>
+      <w:r>
+        <w:rPr>
+          <w:rStyle w:val="969"/>
+          <w:rFonts w:ascii="Times New Roman" w:hAnsi="Times New Roman" w:eastAsia="Times New Roman" w:cs="Times New Roman"/>
+          <w:sz w:val="28"/>
+          <w:szCs w:val="28"/>
+        </w:rPr>
+        <w:t xml:space="preserve">выпадающий список c сложностью;</w:t>
+      </w:r>
+      <w:bookmarkEnd w:id="0"/>
+      <w:r>
+        <w:rPr>
+          <w:rStyle w:val="969"/>
+          <w:rFonts w:ascii="Times New Roman" w:hAnsi="Times New Roman" w:eastAsia="Times New Roman" w:cs="Times New Roman"/>
+          <w:sz w:val="28"/>
+          <w:szCs w:val="28"/>
+        </w:rPr>
+      </w:r>
+      <w:r>
+        <w:rPr>
+          <w:rStyle w:val="969"/>
+          <w:rFonts w:ascii="Times New Roman" w:hAnsi="Times New Roman" w:eastAsia="Times New Roman" w:cs="Times New Roman"/>
+          <w:sz w:val="28"/>
+          <w:szCs w:val="28"/>
+        </w:rPr>
+      </w:r>
+    </w:p>
+    <w:p>
+      <w:pPr>
+        <w:pStyle w:val="965"/>
+      </w:pPr>
+      <w:r>
+        <w:t xml:space="preserve">Raw</w:t>
+      </w:r>
+      <w:r>
+        <w:t xml:space="preserve"> </w:t>
+      </w:r>
+      <w:r>
+        <w:t xml:space="preserve">Image</w:t>
+      </w:r>
+      <w:r>
+        <w:t xml:space="preserve"> для визуального описания </w:t>
+      </w:r>
+      <w:r>
+        <w:t xml:space="preserve">квеста</w:t>
+      </w:r>
+      <w:r>
+        <w:t xml:space="preserve">.</w:t>
+      </w:r>
+      <w:r/>
+      <w:r/>
+    </w:p>
+    <w:p>
+      <w:pPr>
+        <w:pStyle w:val="965"/>
+      </w:pPr>
+      <w:r>
+        <w:t xml:space="preserve">Настройки «Контроллера поведения неигровых персонажей» состоят из:</w:t>
+      </w:r>
+      <w:r/>
+      <w:r/>
+    </w:p>
+    <w:p>
+      <w:pPr>
+        <w:pStyle w:val="965"/>
+      </w:pPr>
+      <w:r>
+        <w:t xml:space="preserve">Поля ввода наименования персонажа;</w:t>
+      </w:r>
+      <w:r/>
+      <w:r/>
+    </w:p>
+    <w:p>
+      <w:pPr>
+        <w:pStyle w:val="965"/>
+      </w:pPr>
+      <w:r>
+        <w:t xml:space="preserve">Выпадающий список отношения NPC к игроку «дружелюбный, нейтральный, враждебный»;</w:t>
+      </w:r>
+      <w:r/>
+      <w:r/>
+    </w:p>
+    <w:p>
+      <w:pPr>
+        <w:pStyle w:val="965"/>
+      </w:pPr>
+      <w:r>
+        <w:rPr>
+          <w:lang w:val="en-US"/>
+        </w:rPr>
+        <w:t xml:space="preserve">Text</w:t>
+      </w:r>
+      <w:r>
+        <w:t xml:space="preserve"> </w:t>
+      </w:r>
+      <w:r>
+        <w:rPr>
+          <w:lang w:val="en-US"/>
+        </w:rPr>
+        <w:t xml:space="preserve">Mesh</w:t>
+      </w:r>
+      <w:r>
+        <w:t xml:space="preserve"> </w:t>
+      </w:r>
+      <w:r>
+        <w:rPr>
+          <w:lang w:val="en-US"/>
+        </w:rPr>
+        <w:t xml:space="preserve">Pro</w:t>
+      </w:r>
+      <w:r>
+        <w:t xml:space="preserve"> – для отображения текста диалога</w:t>
+      </w:r>
+      <w:r>
+        <w:t xml:space="preserve">;</w:t>
+      </w:r>
+      <w:r/>
+      <w:r/>
+    </w:p>
+    <w:p>
+      <w:pPr>
+        <w:pStyle w:val="965"/>
+      </w:pPr>
+      <w:r>
+        <w:t xml:space="preserve">Выпадающий список – выбор эмоциональной окраски диалога;</w:t>
+      </w:r>
+      <w:r/>
+      <w:r/>
+    </w:p>
+    <w:p>
+      <w:pPr>
+        <w:pStyle w:val="965"/>
+      </w:pPr>
+      <w:r>
+        <w:t xml:space="preserve">Поле ввода для назначения уровня соответствия от нуля до ста, определяет реакцию на действия игрового персонажа.</w:t>
+      </w:r>
+      <w:r/>
+      <w:r/>
+    </w:p>
+    <w:p>
+      <w:pPr>
+        <w:pStyle w:val="965"/>
+      </w:pPr>
+      <w:r>
+        <w:rPr>
+          <w:rStyle w:val="966"/>
+        </w:rPr>
+        <w:t xml:space="preserve">Настройки «Генератора икон» включают в себя: </w:t>
+      </w:r>
+      <w:r/>
+      <w:r/>
+    </w:p>
+    <w:p>
+      <w:pPr>
+        <w:pStyle w:val="965"/>
+      </w:pPr>
+      <w:r>
+        <w:t xml:space="preserve">Поле ввода – название иконки, </w:t>
+      </w:r>
+      <w:r>
+        <w:t xml:space="preserve">аватарки</w:t>
+      </w:r>
+      <w:r>
+        <w:t xml:space="preserve">;</w:t>
+      </w:r>
+      <w:r/>
+      <w:r/>
+    </w:p>
+    <w:p>
+      <w:pPr>
+        <w:pStyle w:val="965"/>
+      </w:pPr>
+      <w:r>
+        <w:t xml:space="preserve">Поле ввода – выбор окружения;</w:t>
+      </w:r>
+      <w:r/>
+      <w:r/>
+    </w:p>
+    <w:p>
+      <w:pPr>
+        <w:pStyle w:val="965"/>
+      </w:pPr>
+      <w:r>
+        <w:t xml:space="preserve">Выпадающий список – разрешение изображения;</w:t>
+      </w:r>
+      <w:r/>
+      <w:r/>
+    </w:p>
+    <w:p>
+      <w:pPr>
+        <w:pStyle w:val="965"/>
+      </w:pPr>
+      <w:r>
+        <w:t xml:space="preserve">Выпадающий список – выбор фильтра отображения;</w:t>
+      </w:r>
+      <w:r/>
+      <w:r/>
+    </w:p>
+    <w:p>
+      <w:pPr>
+        <w:pStyle w:val="965"/>
+      </w:pPr>
+      <w:r>
+        <w:t xml:space="preserve">Поле ввода - загрузка собственного изображения.</w:t>
+      </w:r>
+      <w:r/>
+      <w:r/>
+    </w:p>
+    <w:p>
+      <w:pPr>
+        <w:pStyle w:val="960"/>
+        <w:numPr>
+          <w:ilvl w:val="0"/>
+          <w:numId w:val="70"/>
+        </w:numPr>
+        <w:ind w:left="0" w:right="0" w:firstLine="0"/>
         <w:rPr>
           <w:rFonts w:ascii="Times New Roman" w:hAnsi="Times New Roman" w:cs="Times New Roman"/>
           <w:b/>
@@ -23624,6 +24833,206 @@
           <w:lang w:val="ru-RU"/>
         </w:rPr>
       </w:pPr>
+      <w:r>
+        <w:rPr>
+          <w:rFonts w:ascii="Times New Roman" w:hAnsi="Times New Roman" w:eastAsia="Times New Roman" w:cs="Times New Roman"/>
+          <w:b/>
+          <w:bCs/>
+          <w:sz w:val="28"/>
+          <w:szCs w:val="28"/>
+          <w:highlight w:val="none"/>
+          <w:lang w:val="ru-RU"/>
+        </w:rPr>
+      </w:r>
+      <w:r>
+        <w:rPr>
+          <w:rStyle w:val="969"/>
+          <w:rFonts w:ascii="Times New Roman" w:hAnsi="Times New Roman" w:eastAsia="Times New Roman" w:cs="Times New Roman"/>
+          <w:b/>
+          <w:bCs/>
+          <w:sz w:val="28"/>
+          <w:szCs w:val="28"/>
+        </w:rPr>
+        <w:t xml:space="preserve">Разработка подсистемы «СДГВМ» тестирования генерации</w:t>
+      </w:r>
+      <w:r>
+        <w:rPr>
+          <w:rFonts w:ascii="Times New Roman" w:hAnsi="Times New Roman" w:eastAsia="Times New Roman" w:cs="Times New Roman"/>
+          <w:b/>
+          <w:bCs/>
+          <w:sz w:val="28"/>
+          <w:szCs w:val="28"/>
+          <w:highlight w:val="none"/>
+          <w:lang w:val="ru-RU"/>
+        </w:rPr>
+      </w:r>
+      <w:r>
+        <w:rPr>
+          <w:rFonts w:ascii="Times New Roman" w:hAnsi="Times New Roman" w:eastAsia="Times New Roman" w:cs="Times New Roman"/>
+          <w:b/>
+          <w:bCs/>
+          <w:sz w:val="28"/>
+          <w:szCs w:val="28"/>
+          <w:highlight w:val="none"/>
+          <w:lang w:val="ru-RU"/>
+        </w:rPr>
+      </w:r>
+    </w:p>
+    <w:p>
+      <w:pPr>
+        <w:pStyle w:val="965"/>
+      </w:pPr>
+      <w:r>
+        <w:t xml:space="preserve">Необходимые функции – вывод производительности в виде графиков и диаграмм, создание файлов отчетности по возникшим ошибкам с рекомендациями о возможных </w:t>
+      </w:r>
+      <w:r>
+        <w:t xml:space="preserve">решениях,  возможность</w:t>
+      </w:r>
+      <w:r>
+        <w:t xml:space="preserve"> запустить цепочку из генераций для сбора данных необходимых для ведения аналитики критических проблем, оперирование подсистемой происходит через графический интерфейс при запуске </w:t>
+      </w:r>
+      <w:r>
+        <w:t xml:space="preserve">Unity</w:t>
+      </w:r>
+      <w:r>
+        <w:t xml:space="preserve"> </w:t>
+      </w:r>
+      <w:r>
+        <w:t xml:space="preserve">Play</w:t>
+      </w:r>
+      <w:r>
+        <w:t xml:space="preserve"> </w:t>
+      </w:r>
+      <w:r>
+        <w:t xml:space="preserve">Mode</w:t>
+      </w:r>
+      <w:r>
+        <w:t xml:space="preserve"> состоящий из:  </w:t>
+      </w:r>
+      <w:r/>
+      <w:r/>
+    </w:p>
+    <w:p>
+      <w:pPr>
+        <w:pStyle w:val="965"/>
+      </w:pPr>
+      <w:r>
+        <w:t xml:space="preserve">Канвас</w:t>
+      </w:r>
+      <w:r>
+        <w:t xml:space="preserve"> с объектом рисования линии – отображение графиков;</w:t>
+      </w:r>
+      <w:r/>
+      <w:r/>
+    </w:p>
+    <w:p>
+      <w:pPr>
+        <w:pStyle w:val="965"/>
+      </w:pPr>
+      <w:r>
+        <w:t xml:space="preserve">Text</w:t>
+      </w:r>
+      <w:r>
+        <w:t xml:space="preserve"> </w:t>
+      </w:r>
+      <w:r>
+        <w:t xml:space="preserve">Mesh</w:t>
+      </w:r>
+      <w:r>
+        <w:t xml:space="preserve"> </w:t>
+      </w:r>
+      <w:r>
+        <w:t xml:space="preserve">Pro</w:t>
+      </w:r>
+      <w:r>
+        <w:t xml:space="preserve"> с отображением частоты процессора и количеством используемых ядер;</w:t>
+      </w:r>
+      <w:r/>
+      <w:r/>
+    </w:p>
+    <w:p>
+      <w:pPr>
+        <w:pStyle w:val="965"/>
+      </w:pPr>
+      <w:r>
+        <w:t xml:space="preserve">Кнопка «Создать отчет» – генерация отчета, с рекомендациями по решению проблем, в отчете описываются возникшие во время генерации ошибки; </w:t>
+      </w:r>
+      <w:r/>
+      <w:r/>
+    </w:p>
+    <w:p>
+      <w:pPr>
+        <w:pStyle w:val="965"/>
+      </w:pPr>
+      <w:r>
+        <w:t xml:space="preserve">Кнопка «Экспортировать отчет» – создание отчета в PDF или JSON, для дальнейшей обработки;</w:t>
+      </w:r>
+      <w:r/>
+      <w:r/>
+    </w:p>
+    <w:p>
+      <w:pPr>
+        <w:pStyle w:val="965"/>
+      </w:pPr>
+      <w:r>
+        <w:t xml:space="preserve">Text</w:t>
+      </w:r>
+      <w:r>
+        <w:t xml:space="preserve"> </w:t>
+      </w:r>
+      <w:r>
+        <w:t xml:space="preserve">Mesh</w:t>
+      </w:r>
+      <w:r>
+        <w:t xml:space="preserve"> </w:t>
+      </w:r>
+      <w:r>
+        <w:t xml:space="preserve">Pro</w:t>
+      </w:r>
+      <w:r>
+        <w:t xml:space="preserve">  с</w:t>
+      </w:r>
+      <w:r>
+        <w:t xml:space="preserve"> выводом состояния проведения теста.</w:t>
+      </w:r>
+      <w:r/>
+      <w:r/>
+    </w:p>
+    <w:p>
+      <w:pPr>
+        <w:ind w:left="0" w:right="0" w:firstLine="708"/>
+        <w:rPr>
+          <w:rFonts w:ascii="Times New Roman" w:hAnsi="Times New Roman" w:cs="Times New Roman"/>
+          <w:b/>
+          <w:bCs/>
+          <w:sz w:val="28"/>
+          <w:szCs w:val="28"/>
+        </w:rPr>
+      </w:pPr>
+      <w:r>
+        <w:rPr>
+          <w:rFonts w:ascii="Times New Roman" w:hAnsi="Times New Roman" w:eastAsia="Times New Roman" w:cs="Times New Roman"/>
+          <w:sz w:val="28"/>
+          <w:szCs w:val="28"/>
+        </w:rPr>
+        <w:t xml:space="preserve">Подсистема продумана для дальнейшего расширения и можно добавить тесты новых типов контента, 3D моделей, ландшафта, музыки, звуков, </w:t>
+      </w:r>
+      <w:r>
+        <w:rPr>
+          <w:rFonts w:ascii="Times New Roman" w:hAnsi="Times New Roman" w:eastAsia="Times New Roman" w:cs="Times New Roman"/>
+          <w:sz w:val="28"/>
+          <w:szCs w:val="28"/>
+        </w:rPr>
+        <w:t xml:space="preserve">анимаций</w:t>
+      </w:r>
+      <w:r>
+        <w:rPr>
+          <w:rFonts w:ascii="Times New Roman" w:hAnsi="Times New Roman" w:eastAsia="Times New Roman" w:cs="Times New Roman"/>
+          <w:sz w:val="28"/>
+          <w:szCs w:val="28"/>
+        </w:rPr>
+        <w:t xml:space="preserve">, эффектов.</w:t>
+      </w:r>
       <w:r>
         <w:rPr>
           <w:rFonts w:ascii="Times New Roman" w:hAnsi="Times New Roman" w:eastAsia="Times New Roman" w:cs="Times New Roman"/>
@@ -31806,6 +33215,641 @@
       <w:isLgl w:val="false"/>
       <w:suff w:val="tab"/>
       <w:lvlText w:val="4.2.1.5"/>
+      <w:lvlJc w:val="left"/>
+      <w:pPr>
+        <w:ind w:left="709" w:hanging="360"/>
+      </w:pPr>
+    </w:lvl>
+    <w:lvl w:ilvl="1">
+      <w:start w:val="1"/>
+      <w:numFmt w:val="bullet"/>
+      <w:isLgl w:val="false"/>
+      <w:suff w:val="tab"/>
+      <w:lvlText w:val="o"/>
+      <w:lvlJc w:val="left"/>
+      <w:pPr>
+        <w:ind w:left="1429" w:hanging="360"/>
+      </w:pPr>
+      <w:rPr>
+        <w:rFonts w:hint="default" w:ascii="Courier New" w:hAnsi="Courier New" w:eastAsia="Courier New" w:cs="Courier New"/>
+      </w:rPr>
+    </w:lvl>
+    <w:lvl w:ilvl="2">
+      <w:start w:val="1"/>
+      <w:numFmt w:val="bullet"/>
+      <w:isLgl w:val="false"/>
+      <w:suff w:val="tab"/>
+      <w:lvlText w:val="§"/>
+      <w:lvlJc w:val="left"/>
+      <w:pPr>
+        <w:ind w:left="2149" w:hanging="360"/>
+      </w:pPr>
+      <w:rPr>
+        <w:rFonts w:hint="default" w:ascii="Wingdings" w:hAnsi="Wingdings" w:eastAsia="Wingdings" w:cs="Wingdings"/>
+      </w:rPr>
+    </w:lvl>
+    <w:lvl w:ilvl="3">
+      <w:start w:val="1"/>
+      <w:numFmt w:val="bullet"/>
+      <w:isLgl w:val="false"/>
+      <w:suff w:val="tab"/>
+      <w:lvlText w:val="·"/>
+      <w:lvlJc w:val="left"/>
+      <w:pPr>
+        <w:ind w:left="2869" w:hanging="360"/>
+      </w:pPr>
+      <w:rPr>
+        <w:rFonts w:hint="default" w:ascii="Symbol" w:hAnsi="Symbol" w:eastAsia="Symbol" w:cs="Symbol"/>
+      </w:rPr>
+    </w:lvl>
+    <w:lvl w:ilvl="4">
+      <w:start w:val="1"/>
+      <w:numFmt w:val="bullet"/>
+      <w:isLgl w:val="false"/>
+      <w:suff w:val="tab"/>
+      <w:lvlText w:val="o"/>
+      <w:lvlJc w:val="left"/>
+      <w:pPr>
+        <w:ind w:left="3589" w:hanging="360"/>
+      </w:pPr>
+      <w:rPr>
+        <w:rFonts w:hint="default" w:ascii="Courier New" w:hAnsi="Courier New" w:eastAsia="Courier New" w:cs="Courier New"/>
+      </w:rPr>
+    </w:lvl>
+    <w:lvl w:ilvl="5">
+      <w:start w:val="1"/>
+      <w:numFmt w:val="bullet"/>
+      <w:isLgl w:val="false"/>
+      <w:suff w:val="tab"/>
+      <w:lvlText w:val="§"/>
+      <w:lvlJc w:val="left"/>
+      <w:pPr>
+        <w:ind w:left="4309" w:hanging="360"/>
+      </w:pPr>
+      <w:rPr>
+        <w:rFonts w:hint="default" w:ascii="Wingdings" w:hAnsi="Wingdings" w:eastAsia="Wingdings" w:cs="Wingdings"/>
+      </w:rPr>
+    </w:lvl>
+    <w:lvl w:ilvl="6">
+      <w:start w:val="1"/>
+      <w:numFmt w:val="bullet"/>
+      <w:isLgl w:val="false"/>
+      <w:suff w:val="tab"/>
+      <w:lvlText w:val="·"/>
+      <w:lvlJc w:val="left"/>
+      <w:pPr>
+        <w:ind w:left="5029" w:hanging="360"/>
+      </w:pPr>
+      <w:rPr>
+        <w:rFonts w:hint="default" w:ascii="Symbol" w:hAnsi="Symbol" w:eastAsia="Symbol" w:cs="Symbol"/>
+      </w:rPr>
+    </w:lvl>
+    <w:lvl w:ilvl="7">
+      <w:start w:val="1"/>
+      <w:numFmt w:val="bullet"/>
+      <w:isLgl w:val="false"/>
+      <w:suff w:val="tab"/>
+      <w:lvlText w:val="o"/>
+      <w:lvlJc w:val="left"/>
+      <w:pPr>
+        <w:ind w:left="5749" w:hanging="360"/>
+      </w:pPr>
+      <w:rPr>
+        <w:rFonts w:hint="default" w:ascii="Courier New" w:hAnsi="Courier New" w:eastAsia="Courier New" w:cs="Courier New"/>
+      </w:rPr>
+    </w:lvl>
+    <w:lvl w:ilvl="8">
+      <w:start w:val="1"/>
+      <w:numFmt w:val="bullet"/>
+      <w:isLgl w:val="false"/>
+      <w:suff w:val="tab"/>
+      <w:lvlText w:val="§"/>
+      <w:lvlJc w:val="left"/>
+      <w:pPr>
+        <w:ind w:left="6469" w:hanging="360"/>
+      </w:pPr>
+      <w:rPr>
+        <w:rFonts w:hint="default" w:ascii="Wingdings" w:hAnsi="Wingdings" w:eastAsia="Wingdings" w:cs="Wingdings"/>
+      </w:rPr>
+    </w:lvl>
+  </w:abstractNum>
+  <w:abstractNum w:abstractNumId="65">
+    <w:multiLevelType w:val="hybridMultilevel"/>
+    <w:lvl w:ilvl="0">
+      <w:start w:val="1"/>
+      <w:numFmt w:val="none"/>
+      <w:isLgl w:val="false"/>
+      <w:suff w:val="tab"/>
+      <w:lvlText w:val="4.2.2"/>
+      <w:lvlJc w:val="left"/>
+      <w:pPr>
+        <w:ind w:left="709" w:hanging="360"/>
+      </w:pPr>
+    </w:lvl>
+    <w:lvl w:ilvl="1">
+      <w:start w:val="1"/>
+      <w:numFmt w:val="bullet"/>
+      <w:isLgl w:val="false"/>
+      <w:suff w:val="tab"/>
+      <w:lvlText w:val="o"/>
+      <w:lvlJc w:val="left"/>
+      <w:pPr>
+        <w:ind w:left="1429" w:hanging="360"/>
+      </w:pPr>
+      <w:rPr>
+        <w:rFonts w:hint="default" w:ascii="Courier New" w:hAnsi="Courier New" w:eastAsia="Courier New" w:cs="Courier New"/>
+      </w:rPr>
+    </w:lvl>
+    <w:lvl w:ilvl="2">
+      <w:start w:val="1"/>
+      <w:numFmt w:val="bullet"/>
+      <w:isLgl w:val="false"/>
+      <w:suff w:val="tab"/>
+      <w:lvlText w:val="§"/>
+      <w:lvlJc w:val="left"/>
+      <w:pPr>
+        <w:ind w:left="2149" w:hanging="360"/>
+      </w:pPr>
+      <w:rPr>
+        <w:rFonts w:hint="default" w:ascii="Wingdings" w:hAnsi="Wingdings" w:eastAsia="Wingdings" w:cs="Wingdings"/>
+      </w:rPr>
+    </w:lvl>
+    <w:lvl w:ilvl="3">
+      <w:start w:val="1"/>
+      <w:numFmt w:val="bullet"/>
+      <w:isLgl w:val="false"/>
+      <w:suff w:val="tab"/>
+      <w:lvlText w:val="·"/>
+      <w:lvlJc w:val="left"/>
+      <w:pPr>
+        <w:ind w:left="2869" w:hanging="360"/>
+      </w:pPr>
+      <w:rPr>
+        <w:rFonts w:hint="default" w:ascii="Symbol" w:hAnsi="Symbol" w:eastAsia="Symbol" w:cs="Symbol"/>
+      </w:rPr>
+    </w:lvl>
+    <w:lvl w:ilvl="4">
+      <w:start w:val="1"/>
+      <w:numFmt w:val="bullet"/>
+      <w:isLgl w:val="false"/>
+      <w:suff w:val="tab"/>
+      <w:lvlText w:val="o"/>
+      <w:lvlJc w:val="left"/>
+      <w:pPr>
+        <w:ind w:left="3589" w:hanging="360"/>
+      </w:pPr>
+      <w:rPr>
+        <w:rFonts w:hint="default" w:ascii="Courier New" w:hAnsi="Courier New" w:eastAsia="Courier New" w:cs="Courier New"/>
+      </w:rPr>
+    </w:lvl>
+    <w:lvl w:ilvl="5">
+      <w:start w:val="1"/>
+      <w:numFmt w:val="bullet"/>
+      <w:isLgl w:val="false"/>
+      <w:suff w:val="tab"/>
+      <w:lvlText w:val="§"/>
+      <w:lvlJc w:val="left"/>
+      <w:pPr>
+        <w:ind w:left="4309" w:hanging="360"/>
+      </w:pPr>
+      <w:rPr>
+        <w:rFonts w:hint="default" w:ascii="Wingdings" w:hAnsi="Wingdings" w:eastAsia="Wingdings" w:cs="Wingdings"/>
+      </w:rPr>
+    </w:lvl>
+    <w:lvl w:ilvl="6">
+      <w:start w:val="1"/>
+      <w:numFmt w:val="bullet"/>
+      <w:isLgl w:val="false"/>
+      <w:suff w:val="tab"/>
+      <w:lvlText w:val="·"/>
+      <w:lvlJc w:val="left"/>
+      <w:pPr>
+        <w:ind w:left="5029" w:hanging="360"/>
+      </w:pPr>
+      <w:rPr>
+        <w:rFonts w:hint="default" w:ascii="Symbol" w:hAnsi="Symbol" w:eastAsia="Symbol" w:cs="Symbol"/>
+      </w:rPr>
+    </w:lvl>
+    <w:lvl w:ilvl="7">
+      <w:start w:val="1"/>
+      <w:numFmt w:val="bullet"/>
+      <w:isLgl w:val="false"/>
+      <w:suff w:val="tab"/>
+      <w:lvlText w:val="o"/>
+      <w:lvlJc w:val="left"/>
+      <w:pPr>
+        <w:ind w:left="5749" w:hanging="360"/>
+      </w:pPr>
+      <w:rPr>
+        <w:rFonts w:hint="default" w:ascii="Courier New" w:hAnsi="Courier New" w:eastAsia="Courier New" w:cs="Courier New"/>
+      </w:rPr>
+    </w:lvl>
+    <w:lvl w:ilvl="8">
+      <w:start w:val="1"/>
+      <w:numFmt w:val="bullet"/>
+      <w:isLgl w:val="false"/>
+      <w:suff w:val="tab"/>
+      <w:lvlText w:val="§"/>
+      <w:lvlJc w:val="left"/>
+      <w:pPr>
+        <w:ind w:left="6469" w:hanging="360"/>
+      </w:pPr>
+      <w:rPr>
+        <w:rFonts w:hint="default" w:ascii="Wingdings" w:hAnsi="Wingdings" w:eastAsia="Wingdings" w:cs="Wingdings"/>
+      </w:rPr>
+    </w:lvl>
+  </w:abstractNum>
+  <w:abstractNum w:abstractNumId="66">
+    <w:multiLevelType w:val="hybridMultilevel"/>
+    <w:lvl w:ilvl="0">
+      <w:start w:val="1"/>
+      <w:numFmt w:val="none"/>
+      <w:isLgl w:val="false"/>
+      <w:suff w:val="tab"/>
+      <w:lvlText w:val="4.2.3"/>
+      <w:lvlJc w:val="left"/>
+      <w:pPr>
+        <w:ind w:left="709" w:hanging="360"/>
+      </w:pPr>
+      <w:rPr>
+        <w:rFonts w:ascii="Times New Roman" w:hAnsi="Times New Roman" w:eastAsia="Times New Roman" w:cs="Times New Roman"/>
+        <w:b/>
+        <w:sz w:val="28"/>
+      </w:rPr>
+    </w:lvl>
+    <w:lvl w:ilvl="1">
+      <w:start w:val="1"/>
+      <w:numFmt w:val="bullet"/>
+      <w:isLgl w:val="false"/>
+      <w:suff w:val="tab"/>
+      <w:lvlText w:val="o"/>
+      <w:lvlJc w:val="left"/>
+      <w:pPr>
+        <w:ind w:left="1429" w:hanging="360"/>
+      </w:pPr>
+      <w:rPr>
+        <w:rFonts w:hint="default" w:ascii="Courier New" w:hAnsi="Courier New" w:eastAsia="Courier New" w:cs="Courier New"/>
+      </w:rPr>
+    </w:lvl>
+    <w:lvl w:ilvl="2">
+      <w:start w:val="1"/>
+      <w:numFmt w:val="bullet"/>
+      <w:isLgl w:val="false"/>
+      <w:suff w:val="tab"/>
+      <w:lvlText w:val="§"/>
+      <w:lvlJc w:val="left"/>
+      <w:pPr>
+        <w:ind w:left="2149" w:hanging="360"/>
+      </w:pPr>
+      <w:rPr>
+        <w:rFonts w:hint="default" w:ascii="Wingdings" w:hAnsi="Wingdings" w:eastAsia="Wingdings" w:cs="Wingdings"/>
+      </w:rPr>
+    </w:lvl>
+    <w:lvl w:ilvl="3">
+      <w:start w:val="1"/>
+      <w:numFmt w:val="bullet"/>
+      <w:isLgl w:val="false"/>
+      <w:suff w:val="tab"/>
+      <w:lvlText w:val="·"/>
+      <w:lvlJc w:val="left"/>
+      <w:pPr>
+        <w:ind w:left="2869" w:hanging="360"/>
+      </w:pPr>
+      <w:rPr>
+        <w:rFonts w:hint="default" w:ascii="Symbol" w:hAnsi="Symbol" w:eastAsia="Symbol" w:cs="Symbol"/>
+      </w:rPr>
+    </w:lvl>
+    <w:lvl w:ilvl="4">
+      <w:start w:val="1"/>
+      <w:numFmt w:val="bullet"/>
+      <w:isLgl w:val="false"/>
+      <w:suff w:val="tab"/>
+      <w:lvlText w:val="o"/>
+      <w:lvlJc w:val="left"/>
+      <w:pPr>
+        <w:ind w:left="3589" w:hanging="360"/>
+      </w:pPr>
+      <w:rPr>
+        <w:rFonts w:hint="default" w:ascii="Courier New" w:hAnsi="Courier New" w:eastAsia="Courier New" w:cs="Courier New"/>
+      </w:rPr>
+    </w:lvl>
+    <w:lvl w:ilvl="5">
+      <w:start w:val="1"/>
+      <w:numFmt w:val="bullet"/>
+      <w:isLgl w:val="false"/>
+      <w:suff w:val="tab"/>
+      <w:lvlText w:val="§"/>
+      <w:lvlJc w:val="left"/>
+      <w:pPr>
+        <w:ind w:left="4309" w:hanging="360"/>
+      </w:pPr>
+      <w:rPr>
+        <w:rFonts w:hint="default" w:ascii="Wingdings" w:hAnsi="Wingdings" w:eastAsia="Wingdings" w:cs="Wingdings"/>
+      </w:rPr>
+    </w:lvl>
+    <w:lvl w:ilvl="6">
+      <w:start w:val="1"/>
+      <w:numFmt w:val="bullet"/>
+      <w:isLgl w:val="false"/>
+      <w:suff w:val="tab"/>
+      <w:lvlText w:val="·"/>
+      <w:lvlJc w:val="left"/>
+      <w:pPr>
+        <w:ind w:left="5029" w:hanging="360"/>
+      </w:pPr>
+      <w:rPr>
+        <w:rFonts w:hint="default" w:ascii="Symbol" w:hAnsi="Symbol" w:eastAsia="Symbol" w:cs="Symbol"/>
+      </w:rPr>
+    </w:lvl>
+    <w:lvl w:ilvl="7">
+      <w:start w:val="1"/>
+      <w:numFmt w:val="bullet"/>
+      <w:isLgl w:val="false"/>
+      <w:suff w:val="tab"/>
+      <w:lvlText w:val="o"/>
+      <w:lvlJc w:val="left"/>
+      <w:pPr>
+        <w:ind w:left="5749" w:hanging="360"/>
+      </w:pPr>
+      <w:rPr>
+        <w:rFonts w:hint="default" w:ascii="Courier New" w:hAnsi="Courier New" w:eastAsia="Courier New" w:cs="Courier New"/>
+      </w:rPr>
+    </w:lvl>
+    <w:lvl w:ilvl="8">
+      <w:start w:val="1"/>
+      <w:numFmt w:val="bullet"/>
+      <w:isLgl w:val="false"/>
+      <w:suff w:val="tab"/>
+      <w:lvlText w:val="§"/>
+      <w:lvlJc w:val="left"/>
+      <w:pPr>
+        <w:ind w:left="6469" w:hanging="360"/>
+      </w:pPr>
+      <w:rPr>
+        <w:rFonts w:hint="default" w:ascii="Wingdings" w:hAnsi="Wingdings" w:eastAsia="Wingdings" w:cs="Wingdings"/>
+      </w:rPr>
+    </w:lvl>
+  </w:abstractNum>
+  <w:abstractNum w:abstractNumId="67">
+    <w:multiLevelType w:val="hybridMultilevel"/>
+    <w:lvl w:ilvl="0">
+      <w:start w:val="1"/>
+      <w:numFmt w:val="none"/>
+      <w:isLgl w:val="false"/>
+      <w:suff w:val="tab"/>
+      <w:lvlText w:val="4.2.4"/>
+      <w:lvlJc w:val="left"/>
+      <w:pPr>
+        <w:ind w:left="709" w:hanging="360"/>
+      </w:pPr>
+    </w:lvl>
+    <w:lvl w:ilvl="1">
+      <w:start w:val="1"/>
+      <w:numFmt w:val="bullet"/>
+      <w:isLgl w:val="false"/>
+      <w:suff w:val="tab"/>
+      <w:lvlText w:val="o"/>
+      <w:lvlJc w:val="left"/>
+      <w:pPr>
+        <w:ind w:left="1429" w:hanging="360"/>
+      </w:pPr>
+      <w:rPr>
+        <w:rFonts w:hint="default" w:ascii="Courier New" w:hAnsi="Courier New" w:eastAsia="Courier New" w:cs="Courier New"/>
+      </w:rPr>
+    </w:lvl>
+    <w:lvl w:ilvl="2">
+      <w:start w:val="1"/>
+      <w:numFmt w:val="bullet"/>
+      <w:isLgl w:val="false"/>
+      <w:suff w:val="tab"/>
+      <w:lvlText w:val="§"/>
+      <w:lvlJc w:val="left"/>
+      <w:pPr>
+        <w:ind w:left="2149" w:hanging="360"/>
+      </w:pPr>
+      <w:rPr>
+        <w:rFonts w:hint="default" w:ascii="Wingdings" w:hAnsi="Wingdings" w:eastAsia="Wingdings" w:cs="Wingdings"/>
+      </w:rPr>
+    </w:lvl>
+    <w:lvl w:ilvl="3">
+      <w:start w:val="1"/>
+      <w:numFmt w:val="bullet"/>
+      <w:isLgl w:val="false"/>
+      <w:suff w:val="tab"/>
+      <w:lvlText w:val="·"/>
+      <w:lvlJc w:val="left"/>
+      <w:pPr>
+        <w:ind w:left="2869" w:hanging="360"/>
+      </w:pPr>
+      <w:rPr>
+        <w:rFonts w:hint="default" w:ascii="Symbol" w:hAnsi="Symbol" w:eastAsia="Symbol" w:cs="Symbol"/>
+      </w:rPr>
+    </w:lvl>
+    <w:lvl w:ilvl="4">
+      <w:start w:val="1"/>
+      <w:numFmt w:val="bullet"/>
+      <w:isLgl w:val="false"/>
+      <w:suff w:val="tab"/>
+      <w:lvlText w:val="o"/>
+      <w:lvlJc w:val="left"/>
+      <w:pPr>
+        <w:ind w:left="3589" w:hanging="360"/>
+      </w:pPr>
+      <w:rPr>
+        <w:rFonts w:hint="default" w:ascii="Courier New" w:hAnsi="Courier New" w:eastAsia="Courier New" w:cs="Courier New"/>
+      </w:rPr>
+    </w:lvl>
+    <w:lvl w:ilvl="5">
+      <w:start w:val="1"/>
+      <w:numFmt w:val="bullet"/>
+      <w:isLgl w:val="false"/>
+      <w:suff w:val="tab"/>
+      <w:lvlText w:val="§"/>
+      <w:lvlJc w:val="left"/>
+      <w:pPr>
+        <w:ind w:left="4309" w:hanging="360"/>
+      </w:pPr>
+      <w:rPr>
+        <w:rFonts w:hint="default" w:ascii="Wingdings" w:hAnsi="Wingdings" w:eastAsia="Wingdings" w:cs="Wingdings"/>
+      </w:rPr>
+    </w:lvl>
+    <w:lvl w:ilvl="6">
+      <w:start w:val="1"/>
+      <w:numFmt w:val="bullet"/>
+      <w:isLgl w:val="false"/>
+      <w:suff w:val="tab"/>
+      <w:lvlText w:val="·"/>
+      <w:lvlJc w:val="left"/>
+      <w:pPr>
+        <w:ind w:left="5029" w:hanging="360"/>
+      </w:pPr>
+      <w:rPr>
+        <w:rFonts w:hint="default" w:ascii="Symbol" w:hAnsi="Symbol" w:eastAsia="Symbol" w:cs="Symbol"/>
+      </w:rPr>
+    </w:lvl>
+    <w:lvl w:ilvl="7">
+      <w:start w:val="1"/>
+      <w:numFmt w:val="bullet"/>
+      <w:isLgl w:val="false"/>
+      <w:suff w:val="tab"/>
+      <w:lvlText w:val="o"/>
+      <w:lvlJc w:val="left"/>
+      <w:pPr>
+        <w:ind w:left="5749" w:hanging="360"/>
+      </w:pPr>
+      <w:rPr>
+        <w:rFonts w:hint="default" w:ascii="Courier New" w:hAnsi="Courier New" w:eastAsia="Courier New" w:cs="Courier New"/>
+      </w:rPr>
+    </w:lvl>
+    <w:lvl w:ilvl="8">
+      <w:start w:val="1"/>
+      <w:numFmt w:val="bullet"/>
+      <w:isLgl w:val="false"/>
+      <w:suff w:val="tab"/>
+      <w:lvlText w:val="§"/>
+      <w:lvlJc w:val="left"/>
+      <w:pPr>
+        <w:ind w:left="6469" w:hanging="360"/>
+      </w:pPr>
+      <w:rPr>
+        <w:rFonts w:hint="default" w:ascii="Wingdings" w:hAnsi="Wingdings" w:eastAsia="Wingdings" w:cs="Wingdings"/>
+      </w:rPr>
+    </w:lvl>
+  </w:abstractNum>
+  <w:abstractNum w:abstractNumId="68">
+    <w:multiLevelType w:val="hybridMultilevel"/>
+    <w:lvl w:ilvl="0">
+      <w:start w:val="1"/>
+      <w:numFmt w:val="none"/>
+      <w:isLgl w:val="false"/>
+      <w:suff w:val="tab"/>
+      <w:lvlText w:val="4.2.5"/>
+      <w:lvlJc w:val="left"/>
+      <w:pPr>
+        <w:ind w:left="709" w:hanging="360"/>
+      </w:pPr>
+    </w:lvl>
+    <w:lvl w:ilvl="1">
+      <w:start w:val="1"/>
+      <w:numFmt w:val="bullet"/>
+      <w:isLgl w:val="false"/>
+      <w:suff w:val="tab"/>
+      <w:lvlText w:val="o"/>
+      <w:lvlJc w:val="left"/>
+      <w:pPr>
+        <w:ind w:left="1429" w:hanging="360"/>
+      </w:pPr>
+      <w:rPr>
+        <w:rFonts w:hint="default" w:ascii="Courier New" w:hAnsi="Courier New" w:eastAsia="Courier New" w:cs="Courier New"/>
+      </w:rPr>
+    </w:lvl>
+    <w:lvl w:ilvl="2">
+      <w:start w:val="1"/>
+      <w:numFmt w:val="bullet"/>
+      <w:isLgl w:val="false"/>
+      <w:suff w:val="tab"/>
+      <w:lvlText w:val="§"/>
+      <w:lvlJc w:val="left"/>
+      <w:pPr>
+        <w:ind w:left="2149" w:hanging="360"/>
+      </w:pPr>
+      <w:rPr>
+        <w:rFonts w:hint="default" w:ascii="Wingdings" w:hAnsi="Wingdings" w:eastAsia="Wingdings" w:cs="Wingdings"/>
+      </w:rPr>
+    </w:lvl>
+    <w:lvl w:ilvl="3">
+      <w:start w:val="1"/>
+      <w:numFmt w:val="bullet"/>
+      <w:isLgl w:val="false"/>
+      <w:suff w:val="tab"/>
+      <w:lvlText w:val="·"/>
+      <w:lvlJc w:val="left"/>
+      <w:pPr>
+        <w:ind w:left="2869" w:hanging="360"/>
+      </w:pPr>
+      <w:rPr>
+        <w:rFonts w:hint="default" w:ascii="Symbol" w:hAnsi="Symbol" w:eastAsia="Symbol" w:cs="Symbol"/>
+      </w:rPr>
+    </w:lvl>
+    <w:lvl w:ilvl="4">
+      <w:start w:val="1"/>
+      <w:numFmt w:val="bullet"/>
+      <w:isLgl w:val="false"/>
+      <w:suff w:val="tab"/>
+      <w:lvlText w:val="o"/>
+      <w:lvlJc w:val="left"/>
+      <w:pPr>
+        <w:ind w:left="3589" w:hanging="360"/>
+      </w:pPr>
+      <w:rPr>
+        <w:rFonts w:hint="default" w:ascii="Courier New" w:hAnsi="Courier New" w:eastAsia="Courier New" w:cs="Courier New"/>
+      </w:rPr>
+    </w:lvl>
+    <w:lvl w:ilvl="5">
+      <w:start w:val="1"/>
+      <w:numFmt w:val="bullet"/>
+      <w:isLgl w:val="false"/>
+      <w:suff w:val="tab"/>
+      <w:lvlText w:val="§"/>
+      <w:lvlJc w:val="left"/>
+      <w:pPr>
+        <w:ind w:left="4309" w:hanging="360"/>
+      </w:pPr>
+      <w:rPr>
+        <w:rFonts w:hint="default" w:ascii="Wingdings" w:hAnsi="Wingdings" w:eastAsia="Wingdings" w:cs="Wingdings"/>
+      </w:rPr>
+    </w:lvl>
+    <w:lvl w:ilvl="6">
+      <w:start w:val="1"/>
+      <w:numFmt w:val="bullet"/>
+      <w:isLgl w:val="false"/>
+      <w:suff w:val="tab"/>
+      <w:lvlText w:val="·"/>
+      <w:lvlJc w:val="left"/>
+      <w:pPr>
+        <w:ind w:left="5029" w:hanging="360"/>
+      </w:pPr>
+      <w:rPr>
+        <w:rFonts w:hint="default" w:ascii="Symbol" w:hAnsi="Symbol" w:eastAsia="Symbol" w:cs="Symbol"/>
+      </w:rPr>
+    </w:lvl>
+    <w:lvl w:ilvl="7">
+      <w:start w:val="1"/>
+      <w:numFmt w:val="bullet"/>
+      <w:isLgl w:val="false"/>
+      <w:suff w:val="tab"/>
+      <w:lvlText w:val="o"/>
+      <w:lvlJc w:val="left"/>
+      <w:pPr>
+        <w:ind w:left="5749" w:hanging="360"/>
+      </w:pPr>
+      <w:rPr>
+        <w:rFonts w:hint="default" w:ascii="Courier New" w:hAnsi="Courier New" w:eastAsia="Courier New" w:cs="Courier New"/>
+      </w:rPr>
+    </w:lvl>
+    <w:lvl w:ilvl="8">
+      <w:start w:val="1"/>
+      <w:numFmt w:val="bullet"/>
+      <w:isLgl w:val="false"/>
+      <w:suff w:val="tab"/>
+      <w:lvlText w:val="§"/>
+      <w:lvlJc w:val="left"/>
+      <w:pPr>
+        <w:ind w:left="6469" w:hanging="360"/>
+      </w:pPr>
+      <w:rPr>
+        <w:rFonts w:hint="default" w:ascii="Wingdings" w:hAnsi="Wingdings" w:eastAsia="Wingdings" w:cs="Wingdings"/>
+      </w:rPr>
+    </w:lvl>
+  </w:abstractNum>
+  <w:abstractNum w:abstractNumId="69">
+    <w:multiLevelType w:val="hybridMultilevel"/>
+    <w:lvl w:ilvl="0">
+      <w:start w:val="1"/>
+      <w:numFmt w:val="none"/>
+      <w:isLgl w:val="false"/>
+      <w:suff w:val="tab"/>
+      <w:lvlText w:val="4.2.6"/>
       <w:lvlJc w:val="left"/>
       <w:pPr>
         <w:ind w:left="709" w:hanging="360"/>
@@ -32118,6 +34162,21 @@
   </w:num>
   <w:num w:numId="65">
     <w:abstractNumId w:val="64"/>
+  </w:num>
+  <w:num w:numId="66">
+    <w:abstractNumId w:val="65"/>
+  </w:num>
+  <w:num w:numId="67">
+    <w:abstractNumId w:val="66"/>
+  </w:num>
+  <w:num w:numId="68">
+    <w:abstractNumId w:val="67"/>
+  </w:num>
+  <w:num w:numId="69">
+    <w:abstractNumId w:val="68"/>
+  </w:num>
+  <w:num w:numId="70">
+    <w:abstractNumId w:val="69"/>
   </w:num>
 </w:numbering>
 </file>
